--- a/qmd/formal_setup.docx
+++ b/qmd/formal_setup.docx
@@ -31,7 +31,7 @@
         <w:pStyle w:val="Date"/>
       </w:pPr>
       <w:r>
-        <w:t xml:space="preserve">2026-03-24</w:t>
+        <w:t xml:space="preserve">2026-03-25</w:t>
       </w:r>
     </w:p>
     <w:sdt>
@@ -4287,25 +4287,27 @@
         <w:pStyle w:val="FirstParagraph"/>
       </w:pPr>
       <w:r>
-        <w:t xml:space="preserve">For each region</w:t>
+        <w:rPr>
+          <w:i/>
+          <w:iCs/>
+        </w:rPr>
+        <w:t xml:space="preserve">Final demand</w:t>
       </w:r>
       <w:r>
         <w:t xml:space="preserve"> </w:t>
       </w:r>
       <m:oMath>
         <m:r>
-          <m:t>r</m:t>
-        </m:r>
-      </m:oMath>
-      <w:r>
-        <w:t xml:space="preserve">, institutional channels</w:t>
-      </w:r>
-      <w:r>
-        <w:t xml:space="preserve"> </w:t>
-      </w:r>
-      <m:oMath>
-        <m:r>
-          <m:t>K</m:t>
+          <m:rPr>
+            <m:sty m:val="b"/>
+          </m:rPr>
+          <m:t>f</m:t>
+        </m:r>
+        <m:r>
+          <m:rPr>
+            <m:sty m:val="b"/>
+          </m:rPr>
+          <m:t>d</m:t>
         </m:r>
         <m:r>
           <m:rPr>
@@ -4313,78 +4315,110 @@
           </m:rPr>
           <m:t>∈</m:t>
         </m:r>
+        <m:sSup>
+          <m:e>
+            <m:r>
+              <m:rPr>
+                <m:sty m:val="p"/>
+                <m:scr m:val="double-struck"/>
+              </m:rPr>
+              <m:t>R</m:t>
+            </m:r>
+          </m:e>
+          <m:sup>
+            <m:r>
+              <m:t>R</m:t>
+            </m:r>
+            <m:r>
+              <m:t>N</m:t>
+            </m:r>
+          </m:sup>
+        </m:sSup>
+      </m:oMath>
+      <w:r>
+        <w:t xml:space="preserve"> </w:t>
+      </w:r>
+      <w:r>
+        <w:t xml:space="preserve">is defined sector-by-sector across all</w:t>
+      </w:r>
+      <w:r>
+        <w:t xml:space="preserve"> </w:t>
+      </w:r>
+      <m:oMath>
+        <m:r>
+          <m:t>R</m:t>
+        </m:r>
+        <m:r>
+          <m:t>N</m:t>
+        </m:r>
+      </m:oMath>
+      <w:r>
+        <w:t xml:space="preserve"> </w:t>
+      </w:r>
+      <w:r>
+        <w:t xml:space="preserve">region–sector pairs, with</w:t>
+      </w:r>
+      <w:r>
+        <w:t xml:space="preserve"> </w:t>
+      </w:r>
+      <m:oMath>
+        <m:r>
+          <m:t>R</m:t>
+        </m:r>
+      </m:oMath>
+      <w:r>
+        <w:t xml:space="preserve"> </w:t>
+      </w:r>
+      <w:r>
+        <w:t xml:space="preserve">regions and</w:t>
+      </w:r>
+      <w:r>
+        <w:t xml:space="preserve"> </w:t>
+      </w:r>
+      <m:oMath>
+        <m:r>
+          <m:t>N</m:t>
+        </m:r>
+      </m:oMath>
+      <w:r>
+        <w:t xml:space="preserve"> </w:t>
+      </w:r>
+      <w:r>
+        <w:t xml:space="preserve">sectors each. For each region</w:t>
+      </w:r>
+      <w:r>
+        <w:t xml:space="preserve"> </w:t>
+      </w:r>
+      <m:oMath>
+        <m:r>
+          <m:t>r</m:t>
+        </m:r>
+      </m:oMath>
+      <w:r>
+        <w:t xml:space="preserve">,</w:t>
+      </w:r>
+      <w:r>
+        <w:t xml:space="preserve"> </w:t>
+      </w:r>
+      <m:oMath>
+        <m:r>
+          <m:t>K</m:t>
+        </m:r>
         <m:r>
           <m:rPr>
             <m:sty m:val="p"/>
           </m:rPr>
-          <m:t>{</m:t>
-        </m:r>
-        <m:r>
-          <m:t>c</m:t>
-        </m:r>
-        <m:r>
-          <m:rPr>
-            <m:sty m:val="p"/>
-          </m:rPr>
-          <m:t>,</m:t>
-        </m:r>
-        <m:r>
-          <m:t> </m:t>
-        </m:r>
-        <m:r>
-          <m:t>g</m:t>
-        </m:r>
-        <m:r>
-          <m:rPr>
-            <m:sty m:val="p"/>
-          </m:rPr>
-          <m:t>,</m:t>
-        </m:r>
-        <m:r>
-          <m:t> </m:t>
-        </m:r>
-        <m:r>
-          <m:t>i</m:t>
-        </m:r>
-        <m:r>
-          <m:t>d</m:t>
-        </m:r>
-        <m:r>
-          <m:rPr>
-            <m:sty m:val="p"/>
-          </m:rPr>
-          <m:t>,</m:t>
-        </m:r>
-        <m:r>
-          <m:t> </m:t>
-        </m:r>
-        <m:r>
-          <m:t>i</m:t>
-        </m:r>
-        <m:sSup>
-          <m:e>
-            <m:r>
-              <m:t>d</m:t>
-            </m:r>
-          </m:e>
-          <m:sup>
-            <m:r>
-              <m:t>g</m:t>
-            </m:r>
-          </m:sup>
-        </m:sSup>
-        <m:r>
-          <m:rPr>
-            <m:sty m:val="p"/>
-          </m:rPr>
-          <m:t>}</m:t>
+          <m:t>=</m:t>
+        </m:r>
+        <m:r>
+          <m:t>4</m:t>
         </m:r>
       </m:oMath>
       <w:r>
         <w:t xml:space="preserve"> </w:t>
       </w:r>
       <w:r>
-        <w:t xml:space="preserve">(household consumption, government consumption, private investment, public investment) contribute to the regional final demand vector. Define:</w:t>
+        <w:t xml:space="preserve">institutional channels allocate aggregate expenditure across sectors:</w:t>
       </w:r>
     </w:p>
     <w:p>
@@ -4395,186 +4429,54 @@
           <w:numId w:val="1003"/>
         </w:numPr>
       </w:pPr>
+      <w:r>
+        <w:t xml:space="preserve">Household consumption</w:t>
+      </w:r>
+      <w:r>
+        <w:t xml:space="preserve"> </w:t>
+      </w:r>
       <m:oMath>
-        <m:sSubSup>
+        <m:sSub>
+          <m:e>
+            <m:r>
+              <m:t>c</m:t>
+            </m:r>
+          </m:e>
+          <m:sub>
+            <m:r>
+              <m:t>r</m:t>
+            </m:r>
+          </m:sub>
+        </m:sSub>
+      </m:oMath>
+      <w:r>
+        <w:t xml:space="preserve"> </w:t>
+      </w:r>
+      <w:r>
+        <w:t xml:space="preserve">with sector-level shares</w:t>
+      </w:r>
+      <w:r>
+        <w:t xml:space="preserve"> </w:t>
+      </w:r>
+      <m:oMath>
+        <m:sSub>
           <m:e>
             <m:r>
               <m:rPr>
                 <m:sty m:val="b"/>
               </m:rPr>
-              <m:t>φ</m:t>
+              <m:t>β</m:t>
             </m:r>
           </m:e>
           <m:sub>
             <m:r>
-              <m:t>K</m:t>
+              <m:t>r</m:t>
             </m:r>
           </m:sub>
-          <m:sup>
-            <m:r>
-              <m:t>r</m:t>
-            </m:r>
-          </m:sup>
-        </m:sSubSup>
-        <m:r>
-          <m:rPr>
-            <m:sty m:val="p"/>
-          </m:rPr>
-          <m:t>∈</m:t>
-        </m:r>
-        <m:sSup>
-          <m:e>
-            <m:r>
-              <m:rPr>
-                <m:sty m:val="p"/>
-                <m:scr m:val="double-struck"/>
-              </m:rPr>
-              <m:t>R</m:t>
-            </m:r>
-          </m:e>
-          <m:sup>
-            <m:r>
-              <m:t>N</m:t>
-            </m:r>
-          </m:sup>
-        </m:sSup>
+        </m:sSub>
       </m:oMath>
       <w:r>
-        <w:t xml:space="preserve">: sector share vector for channel</w:t>
-      </w:r>
-      <w:r>
-        <w:t xml:space="preserve"> </w:t>
-      </w:r>
-      <m:oMath>
-        <m:r>
-          <m:t>K</m:t>
-        </m:r>
-      </m:oMath>
-      <w:r>
-        <w:t xml:space="preserve"> </w:t>
-      </w:r>
-      <w:r>
-        <w:t xml:space="preserve">in region</w:t>
-      </w:r>
-      <w:r>
-        <w:t xml:space="preserve"> </w:t>
-      </w:r>
-      <m:oMath>
-        <m:r>
-          <m:t>r</m:t>
-        </m:r>
-      </m:oMath>
-      <w:r>
-        <w:t xml:space="preserve"> </w:t>
-      </w:r>
-      <w:r>
-        <w:t xml:space="preserve">(elements</w:t>
-      </w:r>
-      <w:r>
-        <w:t xml:space="preserve"> </w:t>
-      </w:r>
-      <m:oMath>
-        <m:sSubSup>
-          <m:e>
-            <m:r>
-              <m:t>φ</m:t>
-            </m:r>
-          </m:e>
-          <m:sub>
-            <m:r>
-              <m:t>K</m:t>
-            </m:r>
-            <m:r>
-              <m:rPr>
-                <m:sty m:val="p"/>
-              </m:rPr>
-              <m:t>,</m:t>
-            </m:r>
-            <m:r>
-              <m:t>i</m:t>
-            </m:r>
-          </m:sub>
-          <m:sup>
-            <m:r>
-              <m:t>r</m:t>
-            </m:r>
-          </m:sup>
-        </m:sSubSup>
-        <m:r>
-          <m:rPr>
-            <m:sty m:val="p"/>
-          </m:rPr>
-          <m:t>≥</m:t>
-        </m:r>
-        <m:r>
-          <m:t>0</m:t>
-        </m:r>
-      </m:oMath>
-      <w:r>
         <w:t xml:space="preserve">,</w:t>
-      </w:r>
-      <w:r>
-        <w:t xml:space="preserve"> </w:t>
-      </w:r>
-      <m:oMath>
-        <m:nary>
-          <m:naryPr>
-            <m:chr m:val="∑"/>
-            <m:limLoc m:val="undOvr"/>
-            <m:subHide m:val="off"/>
-            <m:supHide m:val="on"/>
-          </m:naryPr>
-          <m:sub>
-            <m:r>
-              <m:t>i</m:t>
-            </m:r>
-          </m:sub>
-          <m:sup>
-            <m:r>
-              <m:t>​</m:t>
-            </m:r>
-          </m:sup>
-          <m:e>
-            <m:sSubSup>
-              <m:e>
-                <m:r>
-                  <m:t>φ</m:t>
-                </m:r>
-              </m:e>
-              <m:sub>
-                <m:r>
-                  <m:t>K</m:t>
-                </m:r>
-                <m:r>
-                  <m:rPr>
-                    <m:sty m:val="p"/>
-                  </m:rPr>
-                  <m:t>,</m:t>
-                </m:r>
-                <m:r>
-                  <m:t>i</m:t>
-                </m:r>
-              </m:sub>
-              <m:sup>
-                <m:r>
-                  <m:t>r</m:t>
-                </m:r>
-              </m:sup>
-            </m:sSubSup>
-          </m:e>
-        </m:nary>
-        <m:r>
-          <m:rPr>
-            <m:sty m:val="p"/>
-          </m:rPr>
-          <m:t>=</m:t>
-        </m:r>
-        <m:r>
-          <m:t>1</m:t>
-        </m:r>
-      </m:oMath>
-      <w:r>
-        <w:t xml:space="preserve">)</w:t>
       </w:r>
     </w:p>
     <w:p>
@@ -4585,9 +4487,134 @@
           <w:numId w:val="1003"/>
         </w:numPr>
       </w:pPr>
+      <w:r>
+        <w:t xml:space="preserve">Government consumption</w:t>
+      </w:r>
+      <w:r>
+        <w:t xml:space="preserve"> </w:t>
+      </w:r>
       <m:oMath>
-        <m:r>
-          <m:t>f</m:t>
+        <m:sSub>
+          <m:e>
+            <m:r>
+              <m:t>g</m:t>
+            </m:r>
+          </m:e>
+          <m:sub>
+            <m:r>
+              <m:t>r</m:t>
+            </m:r>
+          </m:sub>
+        </m:sSub>
+      </m:oMath>
+      <w:r>
+        <w:t xml:space="preserve"> </w:t>
+      </w:r>
+      <w:r>
+        <w:t xml:space="preserve">with sector-level shares</w:t>
+      </w:r>
+      <w:r>
+        <w:t xml:space="preserve"> </w:t>
+      </w:r>
+      <m:oMath>
+        <m:sSub>
+          <m:e>
+            <m:r>
+              <m:rPr>
+                <m:sty m:val="b"/>
+              </m:rPr>
+              <m:t>σ</m:t>
+            </m:r>
+          </m:e>
+          <m:sub>
+            <m:r>
+              <m:t>r</m:t>
+            </m:r>
+          </m:sub>
+        </m:sSub>
+      </m:oMath>
+      <w:r>
+        <w:t xml:space="preserve">,</w:t>
+      </w:r>
+    </w:p>
+    <w:p>
+      <w:pPr>
+        <w:pStyle w:val="Compact"/>
+        <w:numPr>
+          <w:ilvl w:val="0"/>
+          <w:numId w:val="1003"/>
+        </w:numPr>
+      </w:pPr>
+      <w:r>
+        <w:t xml:space="preserve">Private investment</w:t>
+      </w:r>
+      <w:r>
+        <w:t xml:space="preserve"> </w:t>
+      </w:r>
+      <m:oMath>
+        <m:r>
+          <m:t>i</m:t>
+        </m:r>
+        <m:sSub>
+          <m:e>
+            <m:r>
+              <m:t>d</m:t>
+            </m:r>
+          </m:e>
+          <m:sub>
+            <m:r>
+              <m:t>r</m:t>
+            </m:r>
+          </m:sub>
+        </m:sSub>
+      </m:oMath>
+      <w:r>
+        <w:t xml:space="preserve"> </w:t>
+      </w:r>
+      <w:r>
+        <w:t xml:space="preserve">with sector-level shares</w:t>
+      </w:r>
+      <w:r>
+        <w:t xml:space="preserve"> </w:t>
+      </w:r>
+      <m:oMath>
+        <m:sSub>
+          <m:e>
+            <m:r>
+              <m:rPr>
+                <m:sty m:val="b"/>
+              </m:rPr>
+              <m:t>ι</m:t>
+            </m:r>
+          </m:e>
+          <m:sub>
+            <m:r>
+              <m:t>r</m:t>
+            </m:r>
+          </m:sub>
+        </m:sSub>
+      </m:oMath>
+      <w:r>
+        <w:t xml:space="preserve">, and</w:t>
+      </w:r>
+    </w:p>
+    <w:p>
+      <w:pPr>
+        <w:pStyle w:val="Compact"/>
+        <w:numPr>
+          <w:ilvl w:val="0"/>
+          <w:numId w:val="1003"/>
+        </w:numPr>
+      </w:pPr>
+      <w:r>
+        <w:t xml:space="preserve">Public investment</w:t>
+      </w:r>
+      <w:r>
+        <w:t xml:space="preserve"> </w:t>
+      </w:r>
+      <m:oMath>
+        <m:r>
+          <m:t>i</m:t>
         </m:r>
         <m:sSubSup>
           <m:e>
@@ -4597,77 +4624,68 @@
           </m:e>
           <m:sub>
             <m:r>
-              <m:t>K</m:t>
+              <m:t>r</m:t>
             </m:r>
           </m:sub>
           <m:sup>
             <m:r>
-              <m:t>r</m:t>
+              <m:t>g</m:t>
             </m:r>
           </m:sup>
         </m:sSubSup>
-        <m:r>
-          <m:rPr>
-            <m:sty m:val="p"/>
-          </m:rPr>
-          <m:t>∈</m:t>
-        </m:r>
-        <m:r>
-          <m:rPr>
-            <m:sty m:val="p"/>
-            <m:scr m:val="double-struck"/>
-          </m:rPr>
-          <m:t>R</m:t>
-        </m:r>
       </m:oMath>
       <w:r>
-        <w:t xml:space="preserve">: aggregate expenditure scalar for channel</w:t>
+        <w:t xml:space="preserve"> </w:t>
+      </w:r>
+      <w:r>
+        <w:t xml:space="preserve">with sector-level shares</w:t>
       </w:r>
       <w:r>
         <w:t xml:space="preserve"> </w:t>
       </w:r>
       <m:oMath>
-        <m:r>
-          <m:t>K</m:t>
-        </m:r>
+        <m:sSubSup>
+          <m:e>
+            <m:r>
+              <m:rPr>
+                <m:sty m:val="b"/>
+              </m:rPr>
+              <m:t>ι</m:t>
+            </m:r>
+          </m:e>
+          <m:sub>
+            <m:r>
+              <m:t>r</m:t>
+            </m:r>
+          </m:sub>
+          <m:sup>
+            <m:r>
+              <m:t>g</m:t>
+            </m:r>
+          </m:sup>
+        </m:sSubSup>
       </m:oMath>
       <w:r>
-        <w:t xml:space="preserve"> </w:t>
-      </w:r>
-      <w:r>
-        <w:t xml:space="preserve">in region</w:t>
-      </w:r>
-      <w:r>
-        <w:t xml:space="preserve"> </w:t>
-      </w:r>
-      <m:oMath>
-        <m:r>
-          <m:t>r</m:t>
-        </m:r>
-      </m:oMath>
+        <w:t xml:space="preserve">.</w:t>
+      </w:r>
     </w:p>
     <w:p>
       <w:pPr>
         <w:pStyle w:val="FirstParagraph"/>
       </w:pPr>
       <w:r>
-        <w:t xml:space="preserve">The</w:t>
-      </w:r>
-      <w:r>
-        <w:t xml:space="preserve"> </w:t>
-      </w:r>
-      <w:r>
-        <w:rPr>
-          <w:b/>
-          <w:bCs/>
-        </w:rPr>
-        <w:t xml:space="preserve">composite final demand vector</w:t>
-      </w:r>
-      <w:r>
-        <w:t xml:space="preserve"> </w:t>
-      </w:r>
-      <w:r>
-        <w:t xml:space="preserve">stacks regional components:</w:t>
+        <w:t xml:space="preserve">Stacking the</w:t>
+      </w:r>
+      <w:r>
+        <w:t xml:space="preserve"> </w:t>
+      </w:r>
+      <m:oMath>
+        <m:r>
+          <m:t>N</m:t>
+        </m:r>
+      </m:oMath>
+      <w:r>
+        <w:t xml:space="preserve">-dimensional sub-vectors across regions:</w:t>
       </w:r>
     </w:p>
     <w:p>
@@ -4745,6 +4763,16 @@
                 </m:mr>
                 <m:mr>
                   <m:e>
+                    <m:r>
+                      <m:rPr>
+                        <m:sty m:val="p"/>
+                      </m:rPr>
+                      <m:t>⋮</m:t>
+                    </m:r>
+                  </m:e>
+                </m:mr>
+                <m:mr>
+                  <m:e>
                     <m:sSup>
                       <m:e>
                         <m:r>
@@ -4762,7 +4790,7 @@
                       </m:e>
                       <m:sup>
                         <m:r>
-                          <m:t>2</m:t>
+                          <m:t>R</m:t>
                         </m:r>
                       </m:sup>
                     </m:sSup>
@@ -4775,6 +4803,1020 @@
             <m:rPr>
               <m:sty m:val="p"/>
             </m:rPr>
+            <m:t>,</m:t>
+          </m:r>
+          <m:r>
+            <m:t>  </m:t>
+          </m:r>
+          <m:sSup>
+            <m:e>
+              <m:r>
+                <m:rPr>
+                  <m:sty m:val="b"/>
+                </m:rPr>
+                <m:t>f</m:t>
+              </m:r>
+              <m:r>
+                <m:rPr>
+                  <m:sty m:val="b"/>
+                </m:rPr>
+                <m:t>d</m:t>
+              </m:r>
+            </m:e>
+            <m:sup>
+              <m:r>
+                <m:t>r</m:t>
+              </m:r>
+            </m:sup>
+          </m:sSup>
+          <m:r>
+            <m:rPr>
+              <m:sty m:val="p"/>
+            </m:rPr>
+            <m:t>=</m:t>
+          </m:r>
+          <m:d>
+            <m:dPr>
+              <m:begChr m:val="("/>
+              <m:sepChr m:val=""/>
+              <m:endChr m:val=")"/>
+              <m:grow/>
+            </m:dPr>
+            <m:e>
+              <m:m>
+                <m:mPr>
+                  <m:baseJc m:val="center"/>
+                  <m:plcHide m:val="on"/>
+                  <m:mcs>
+                    <m:mc>
+                      <m:mcPr>
+                        <m:mcJc m:val="center"/>
+                        <m:count m:val="1"/>
+                      </m:mcPr>
+                    </m:mc>
+                  </m:mcs>
+                </m:mPr>
+                <m:mr>
+                  <m:e>
+                    <m:sSub>
+                      <m:e>
+                        <m:r>
+                          <m:t>β</m:t>
+                        </m:r>
+                      </m:e>
+                      <m:sub>
+                        <m:r>
+                          <m:t>r</m:t>
+                        </m:r>
+                        <m:r>
+                          <m:rPr>
+                            <m:sty m:val="p"/>
+                          </m:rPr>
+                          <m:t>,</m:t>
+                        </m:r>
+                        <m:r>
+                          <m:t>1</m:t>
+                        </m:r>
+                      </m:sub>
+                    </m:sSub>
+                  </m:e>
+                </m:mr>
+                <m:mr>
+                  <m:e>
+                    <m:r>
+                      <m:rPr>
+                        <m:sty m:val="p"/>
+                      </m:rPr>
+                      <m:t>⋮</m:t>
+                    </m:r>
+                  </m:e>
+                </m:mr>
+                <m:mr>
+                  <m:e>
+                    <m:sSub>
+                      <m:e>
+                        <m:r>
+                          <m:t>β</m:t>
+                        </m:r>
+                      </m:e>
+                      <m:sub>
+                        <m:r>
+                          <m:t>r</m:t>
+                        </m:r>
+                        <m:r>
+                          <m:rPr>
+                            <m:sty m:val="p"/>
+                          </m:rPr>
+                          <m:t>,</m:t>
+                        </m:r>
+                        <m:r>
+                          <m:t>N</m:t>
+                        </m:r>
+                      </m:sub>
+                    </m:sSub>
+                  </m:e>
+                </m:mr>
+              </m:m>
+            </m:e>
+          </m:d>
+          <m:sSub>
+            <m:e>
+              <m:r>
+                <m:t>c</m:t>
+              </m:r>
+            </m:e>
+            <m:sub>
+              <m:r>
+                <m:t>r</m:t>
+              </m:r>
+            </m:sub>
+          </m:sSub>
+          <m:r>
+            <m:rPr>
+              <m:sty m:val="p"/>
+            </m:rPr>
+            <m:t>+</m:t>
+          </m:r>
+          <m:d>
+            <m:dPr>
+              <m:begChr m:val="("/>
+              <m:sepChr m:val=""/>
+              <m:endChr m:val=")"/>
+              <m:grow/>
+            </m:dPr>
+            <m:e>
+              <m:m>
+                <m:mPr>
+                  <m:baseJc m:val="center"/>
+                  <m:plcHide m:val="on"/>
+                  <m:mcs>
+                    <m:mc>
+                      <m:mcPr>
+                        <m:mcJc m:val="center"/>
+                        <m:count m:val="1"/>
+                      </m:mcPr>
+                    </m:mc>
+                  </m:mcs>
+                </m:mPr>
+                <m:mr>
+                  <m:e>
+                    <m:sSub>
+                      <m:e>
+                        <m:r>
+                          <m:t>σ</m:t>
+                        </m:r>
+                      </m:e>
+                      <m:sub>
+                        <m:r>
+                          <m:t>r</m:t>
+                        </m:r>
+                        <m:r>
+                          <m:rPr>
+                            <m:sty m:val="p"/>
+                          </m:rPr>
+                          <m:t>,</m:t>
+                        </m:r>
+                        <m:r>
+                          <m:t>1</m:t>
+                        </m:r>
+                      </m:sub>
+                    </m:sSub>
+                  </m:e>
+                </m:mr>
+                <m:mr>
+                  <m:e>
+                    <m:r>
+                      <m:rPr>
+                        <m:sty m:val="p"/>
+                      </m:rPr>
+                      <m:t>⋮</m:t>
+                    </m:r>
+                  </m:e>
+                </m:mr>
+                <m:mr>
+                  <m:e>
+                    <m:sSub>
+                      <m:e>
+                        <m:r>
+                          <m:t>σ</m:t>
+                        </m:r>
+                      </m:e>
+                      <m:sub>
+                        <m:r>
+                          <m:t>r</m:t>
+                        </m:r>
+                        <m:r>
+                          <m:rPr>
+                            <m:sty m:val="p"/>
+                          </m:rPr>
+                          <m:t>,</m:t>
+                        </m:r>
+                        <m:r>
+                          <m:t>N</m:t>
+                        </m:r>
+                      </m:sub>
+                    </m:sSub>
+                  </m:e>
+                </m:mr>
+              </m:m>
+            </m:e>
+          </m:d>
+          <m:sSub>
+            <m:e>
+              <m:r>
+                <m:t>g</m:t>
+              </m:r>
+            </m:e>
+            <m:sub>
+              <m:r>
+                <m:t>r</m:t>
+              </m:r>
+            </m:sub>
+          </m:sSub>
+          <m:r>
+            <m:rPr>
+              <m:sty m:val="p"/>
+            </m:rPr>
+            <m:t>+</m:t>
+          </m:r>
+          <m:d>
+            <m:dPr>
+              <m:begChr m:val="("/>
+              <m:sepChr m:val=""/>
+              <m:endChr m:val=")"/>
+              <m:grow/>
+            </m:dPr>
+            <m:e>
+              <m:m>
+                <m:mPr>
+                  <m:baseJc m:val="center"/>
+                  <m:plcHide m:val="on"/>
+                  <m:mcs>
+                    <m:mc>
+                      <m:mcPr>
+                        <m:mcJc m:val="center"/>
+                        <m:count m:val="1"/>
+                      </m:mcPr>
+                    </m:mc>
+                  </m:mcs>
+                </m:mPr>
+                <m:mr>
+                  <m:e>
+                    <m:sSub>
+                      <m:e>
+                        <m:r>
+                          <m:t>ι</m:t>
+                        </m:r>
+                      </m:e>
+                      <m:sub>
+                        <m:r>
+                          <m:t>r</m:t>
+                        </m:r>
+                        <m:r>
+                          <m:rPr>
+                            <m:sty m:val="p"/>
+                          </m:rPr>
+                          <m:t>,</m:t>
+                        </m:r>
+                        <m:r>
+                          <m:t>1</m:t>
+                        </m:r>
+                      </m:sub>
+                    </m:sSub>
+                  </m:e>
+                </m:mr>
+                <m:mr>
+                  <m:e>
+                    <m:r>
+                      <m:rPr>
+                        <m:sty m:val="p"/>
+                      </m:rPr>
+                      <m:t>⋮</m:t>
+                    </m:r>
+                  </m:e>
+                </m:mr>
+                <m:mr>
+                  <m:e>
+                    <m:sSub>
+                      <m:e>
+                        <m:r>
+                          <m:t>ι</m:t>
+                        </m:r>
+                      </m:e>
+                      <m:sub>
+                        <m:r>
+                          <m:t>r</m:t>
+                        </m:r>
+                        <m:r>
+                          <m:rPr>
+                            <m:sty m:val="p"/>
+                          </m:rPr>
+                          <m:t>,</m:t>
+                        </m:r>
+                        <m:r>
+                          <m:t>N</m:t>
+                        </m:r>
+                      </m:sub>
+                    </m:sSub>
+                  </m:e>
+                </m:mr>
+              </m:m>
+            </m:e>
+          </m:d>
+          <m:r>
+            <m:t>i</m:t>
+          </m:r>
+          <m:sSub>
+            <m:e>
+              <m:r>
+                <m:t>d</m:t>
+              </m:r>
+            </m:e>
+            <m:sub>
+              <m:r>
+                <m:t>r</m:t>
+              </m:r>
+            </m:sub>
+          </m:sSub>
+          <m:r>
+            <m:rPr>
+              <m:sty m:val="p"/>
+            </m:rPr>
+            <m:t>+</m:t>
+          </m:r>
+          <m:d>
+            <m:dPr>
+              <m:begChr m:val="("/>
+              <m:sepChr m:val=""/>
+              <m:endChr m:val=")"/>
+              <m:grow/>
+            </m:dPr>
+            <m:e>
+              <m:m>
+                <m:mPr>
+                  <m:baseJc m:val="center"/>
+                  <m:plcHide m:val="on"/>
+                  <m:mcs>
+                    <m:mc>
+                      <m:mcPr>
+                        <m:mcJc m:val="center"/>
+                        <m:count m:val="1"/>
+                      </m:mcPr>
+                    </m:mc>
+                  </m:mcs>
+                </m:mPr>
+                <m:mr>
+                  <m:e>
+                    <m:sSubSup>
+                      <m:e>
+                        <m:r>
+                          <m:t>ι</m:t>
+                        </m:r>
+                      </m:e>
+                      <m:sub>
+                        <m:r>
+                          <m:t>r</m:t>
+                        </m:r>
+                        <m:r>
+                          <m:rPr>
+                            <m:sty m:val="p"/>
+                          </m:rPr>
+                          <m:t>,</m:t>
+                        </m:r>
+                        <m:r>
+                          <m:t>1</m:t>
+                        </m:r>
+                      </m:sub>
+                      <m:sup>
+                        <m:r>
+                          <m:t>g</m:t>
+                        </m:r>
+                      </m:sup>
+                    </m:sSubSup>
+                  </m:e>
+                </m:mr>
+                <m:mr>
+                  <m:e>
+                    <m:r>
+                      <m:rPr>
+                        <m:sty m:val="p"/>
+                      </m:rPr>
+                      <m:t>⋮</m:t>
+                    </m:r>
+                  </m:e>
+                </m:mr>
+                <m:mr>
+                  <m:e>
+                    <m:sSubSup>
+                      <m:e>
+                        <m:r>
+                          <m:t>ι</m:t>
+                        </m:r>
+                      </m:e>
+                      <m:sub>
+                        <m:r>
+                          <m:t>r</m:t>
+                        </m:r>
+                        <m:r>
+                          <m:rPr>
+                            <m:sty m:val="p"/>
+                          </m:rPr>
+                          <m:t>,</m:t>
+                        </m:r>
+                        <m:r>
+                          <m:t>N</m:t>
+                        </m:r>
+                      </m:sub>
+                      <m:sup>
+                        <m:r>
+                          <m:t>g</m:t>
+                        </m:r>
+                      </m:sup>
+                    </m:sSubSup>
+                  </m:e>
+                </m:mr>
+              </m:m>
+            </m:e>
+          </m:d>
+          <m:r>
+            <m:t>i</m:t>
+          </m:r>
+          <m:sSubSup>
+            <m:e>
+              <m:r>
+                <m:t>d</m:t>
+              </m:r>
+            </m:e>
+            <m:sub>
+              <m:r>
+                <m:t>r</m:t>
+              </m:r>
+            </m:sub>
+            <m:sup>
+              <m:r>
+                <m:t>g</m:t>
+              </m:r>
+            </m:sup>
+          </m:sSubSup>
+        </m:oMath>
+      </m:oMathPara>
+    </w:p>
+    <w:p>
+      <w:pPr>
+        <w:pStyle w:val="FirstParagraph"/>
+      </w:pPr>
+      <w:r>
+        <w:t xml:space="preserve">where</w:t>
+      </w:r>
+      <w:r>
+        <w:t xml:space="preserve"> </w:t>
+      </w:r>
+      <m:oMath>
+        <m:sSub>
+          <m:e>
+            <m:r>
+              <m:t>β</m:t>
+            </m:r>
+          </m:e>
+          <m:sub>
+            <m:r>
+              <m:t>r</m:t>
+            </m:r>
+            <m:r>
+              <m:rPr>
+                <m:sty m:val="p"/>
+              </m:rPr>
+              <m:t>,</m:t>
+            </m:r>
+            <m:r>
+              <m:t>n</m:t>
+            </m:r>
+          </m:sub>
+        </m:sSub>
+        <m:r>
+          <m:rPr>
+            <m:sty m:val="p"/>
+          </m:rPr>
+          <m:t>,</m:t>
+        </m:r>
+        <m:sSub>
+          <m:e>
+            <m:r>
+              <m:t>σ</m:t>
+            </m:r>
+          </m:e>
+          <m:sub>
+            <m:r>
+              <m:t>r</m:t>
+            </m:r>
+            <m:r>
+              <m:rPr>
+                <m:sty m:val="p"/>
+              </m:rPr>
+              <m:t>,</m:t>
+            </m:r>
+            <m:r>
+              <m:t>n</m:t>
+            </m:r>
+          </m:sub>
+        </m:sSub>
+        <m:r>
+          <m:rPr>
+            <m:sty m:val="p"/>
+          </m:rPr>
+          <m:t>,</m:t>
+        </m:r>
+        <m:sSub>
+          <m:e>
+            <m:r>
+              <m:t>ι</m:t>
+            </m:r>
+          </m:e>
+          <m:sub>
+            <m:r>
+              <m:t>r</m:t>
+            </m:r>
+            <m:r>
+              <m:rPr>
+                <m:sty m:val="p"/>
+              </m:rPr>
+              <m:t>,</m:t>
+            </m:r>
+            <m:r>
+              <m:t>n</m:t>
+            </m:r>
+          </m:sub>
+        </m:sSub>
+        <m:r>
+          <m:rPr>
+            <m:sty m:val="p"/>
+          </m:rPr>
+          <m:t>,</m:t>
+        </m:r>
+        <m:sSubSup>
+          <m:e>
+            <m:r>
+              <m:t>ι</m:t>
+            </m:r>
+          </m:e>
+          <m:sub>
+            <m:r>
+              <m:t>r</m:t>
+            </m:r>
+            <m:r>
+              <m:rPr>
+                <m:sty m:val="p"/>
+              </m:rPr>
+              <m:t>,</m:t>
+            </m:r>
+            <m:r>
+              <m:t>n</m:t>
+            </m:r>
+          </m:sub>
+          <m:sup>
+            <m:r>
+              <m:t>g</m:t>
+            </m:r>
+          </m:sup>
+        </m:sSubSup>
+        <m:r>
+          <m:rPr>
+            <m:sty m:val="p"/>
+          </m:rPr>
+          <m:t>≥</m:t>
+        </m:r>
+        <m:r>
+          <m:t>0</m:t>
+        </m:r>
+      </m:oMath>
+      <w:r>
+        <w:t xml:space="preserve"> </w:t>
+      </w:r>
+      <w:r>
+        <w:t xml:space="preserve">with</w:t>
+      </w:r>
+      <w:r>
+        <w:t xml:space="preserve"> </w:t>
+      </w:r>
+      <m:oMath>
+        <m:nary>
+          <m:naryPr>
+            <m:chr m:val="∑"/>
+            <m:limLoc m:val="undOvr"/>
+            <m:subHide m:val="off"/>
+            <m:supHide m:val="on"/>
+          </m:naryPr>
+          <m:sub>
+            <m:r>
+              <m:t>n</m:t>
+            </m:r>
+          </m:sub>
+          <m:sup>
+            <m:r>
+              <m:t>​</m:t>
+            </m:r>
+          </m:sup>
+          <m:e>
+            <m:sSub>
+              <m:e>
+                <m:r>
+                  <m:t>β</m:t>
+                </m:r>
+              </m:e>
+              <m:sub>
+                <m:r>
+                  <m:t>r</m:t>
+                </m:r>
+                <m:r>
+                  <m:rPr>
+                    <m:sty m:val="p"/>
+                  </m:rPr>
+                  <m:t>,</m:t>
+                </m:r>
+                <m:r>
+                  <m:t>n</m:t>
+                </m:r>
+              </m:sub>
+            </m:sSub>
+          </m:e>
+        </m:nary>
+        <m:r>
+          <m:rPr>
+            <m:sty m:val="p"/>
+          </m:rPr>
+          <m:t>=</m:t>
+        </m:r>
+        <m:r>
+          <m:rPr>
+            <m:sty m:val="p"/>
+          </m:rPr>
+          <m:t>⋯</m:t>
+        </m:r>
+        <m:r>
+          <m:rPr>
+            <m:sty m:val="p"/>
+          </m:rPr>
+          <m:t>=</m:t>
+        </m:r>
+        <m:r>
+          <m:t>1</m:t>
+        </m:r>
+      </m:oMath>
+      <w:r>
+        <w:t xml:space="preserve"> </w:t>
+      </w:r>
+      <w:r>
+        <w:t xml:space="preserve">for each</w:t>
+      </w:r>
+      <w:r>
+        <w:t xml:space="preserve"> </w:t>
+      </w:r>
+      <m:oMath>
+        <m:r>
+          <m:t>r</m:t>
+        </m:r>
+      </m:oMath>
+      <w:r>
+        <w:t xml:space="preserve">.</w:t>
+      </w:r>
+    </w:p>
+    <w:p>
+      <w:pPr>
+        <w:pStyle w:val="BodyText"/>
+      </w:pPr>
+      <w:r>
+        <w:rPr>
+          <w:b/>
+          <w:bCs/>
+        </w:rPr>
+        <w:t xml:space="preserve">Full MRIO.</w:t>
+      </w:r>
+      <w:r>
+        <w:t xml:space="preserve"> </w:t>
+      </w:r>
+      <w:r>
+        <w:t xml:space="preserve">The per-region formula above is the</w:t>
+      </w:r>
+      <w:r>
+        <w:t xml:space="preserve"> </w:t>
+      </w:r>
+      <w:r>
+        <w:rPr>
+          <w:i/>
+          <w:iCs/>
+        </w:rPr>
+        <w:t xml:space="preserve">domestic-only</w:t>
+      </w:r>
+      <w:r>
+        <w:t xml:space="preserve"> </w:t>
+      </w:r>
+      <w:r>
+        <w:t xml:space="preserve">special case. In the multi-regional setting, region</w:t>
+      </w:r>
+      <w:r>
+        <w:t xml:space="preserve"> </w:t>
+      </w:r>
+      <m:oMath>
+        <m:r>
+          <m:t>s</m:t>
+        </m:r>
+      </m:oMath>
+      <w:r>
+        <w:t xml:space="preserve">’s institutions also buy final goods from region</w:t>
+      </w:r>
+      <w:r>
+        <w:t xml:space="preserve"> </w:t>
+      </w:r>
+      <m:oMath>
+        <m:r>
+          <m:t>r</m:t>
+        </m:r>
+        <m:r>
+          <m:rPr>
+            <m:sty m:val="p"/>
+          </m:rPr>
+          <m:t>≠</m:t>
+        </m:r>
+        <m:r>
+          <m:t>s</m:t>
+        </m:r>
+      </m:oMath>
+      <w:r>
+        <w:t xml:space="preserve">. Rather than appending separate import and export terms, the MRIO approach encodes all bilateral flows directly in a single</w:t>
+      </w:r>
+      <w:r>
+        <w:t xml:space="preserve"> </w:t>
+      </w:r>
+      <w:r>
+        <w:rPr>
+          <w:b/>
+          <w:bCs/>
+        </w:rPr>
+        <w:t xml:space="preserve">allocation matrix</w:t>
+      </w:r>
+      <w:r>
+        <w:t xml:space="preserve"> </w:t>
+      </w:r>
+      <m:oMath>
+        <m:r>
+          <m:rPr>
+            <m:sty m:val="b"/>
+          </m:rPr>
+          <m:t>Θ</m:t>
+        </m:r>
+        <m:r>
+          <m:rPr>
+            <m:sty m:val="p"/>
+          </m:rPr>
+          <m:t>∈</m:t>
+        </m:r>
+        <m:sSup>
+          <m:e>
+            <m:r>
+              <m:rPr>
+                <m:sty m:val="p"/>
+                <m:scr m:val="double-struck"/>
+              </m:rPr>
+              <m:t>R</m:t>
+            </m:r>
+          </m:e>
+          <m:sup>
+            <m:r>
+              <m:t>R</m:t>
+            </m:r>
+            <m:r>
+              <m:t>N</m:t>
+            </m:r>
+            <m:r>
+              <m:rPr>
+                <m:sty m:val="p"/>
+              </m:rPr>
+              <m:t>×</m:t>
+            </m:r>
+            <m:r>
+              <m:t>R</m:t>
+            </m:r>
+            <m:r>
+              <m:t>K</m:t>
+            </m:r>
+          </m:sup>
+        </m:sSup>
+      </m:oMath>
+      <w:r>
+        <w:t xml:space="preserve">:</w:t>
+      </w:r>
+    </w:p>
+    <w:p>
+      <w:pPr>
+        <w:pStyle w:val="BodyText"/>
+      </w:pPr>
+      <m:oMathPara>
+        <m:oMathParaPr>
+          <m:jc m:val="center"/>
+        </m:oMathParaPr>
+        <m:oMath>
+          <m:r>
+            <m:rPr>
+              <m:sty m:val="b"/>
+            </m:rPr>
+            <m:t>Θ</m:t>
+          </m:r>
+          <m:r>
+            <m:rPr>
+              <m:sty m:val="p"/>
+            </m:rPr>
+            <m:t>=</m:t>
+          </m:r>
+          <m:d>
+            <m:dPr>
+              <m:begChr m:val="("/>
+              <m:sepChr m:val=""/>
+              <m:endChr m:val=")"/>
+              <m:grow/>
+            </m:dPr>
+            <m:e>
+              <m:m>
+                <m:mPr>
+                  <m:baseJc m:val="center"/>
+                  <m:plcHide m:val="on"/>
+                  <m:mcs>
+                    <m:mc>
+                      <m:mcPr>
+                        <m:mcJc m:val="center"/>
+                        <m:count m:val="1"/>
+                      </m:mcPr>
+                    </m:mc>
+                    <m:mc>
+                      <m:mcPr>
+                        <m:mcJc m:val="center"/>
+                        <m:count m:val="1"/>
+                      </m:mcPr>
+                    </m:mc>
+                    <m:mc>
+                      <m:mcPr>
+                        <m:mcJc m:val="center"/>
+                        <m:count m:val="1"/>
+                      </m:mcPr>
+                    </m:mc>
+                  </m:mcs>
+                </m:mPr>
+                <m:mr>
+                  <m:e>
+                    <m:sSup>
+                      <m:e>
+                        <m:r>
+                          <m:rPr>
+                            <m:sty m:val="b"/>
+                          </m:rPr>
+                          <m:t>Θ</m:t>
+                        </m:r>
+                      </m:e>
+                      <m:sup>
+                        <m:r>
+                          <m:t>11</m:t>
+                        </m:r>
+                      </m:sup>
+                    </m:sSup>
+                  </m:e>
+                  <m:e>
+                    <m:r>
+                      <m:rPr>
+                        <m:sty m:val="p"/>
+                      </m:rPr>
+                      <m:t>⋯</m:t>
+                    </m:r>
+                  </m:e>
+                  <m:e>
+                    <m:sSup>
+                      <m:e>
+                        <m:r>
+                          <m:rPr>
+                            <m:sty m:val="b"/>
+                          </m:rPr>
+                          <m:t>Θ</m:t>
+                        </m:r>
+                      </m:e>
+                      <m:sup>
+                        <m:r>
+                          <m:t>1</m:t>
+                        </m:r>
+                        <m:r>
+                          <m:t>R</m:t>
+                        </m:r>
+                      </m:sup>
+                    </m:sSup>
+                  </m:e>
+                </m:mr>
+                <m:mr>
+                  <m:e>
+                    <m:r>
+                      <m:rPr>
+                        <m:sty m:val="p"/>
+                      </m:rPr>
+                      <m:t>⋮</m:t>
+                    </m:r>
+                  </m:e>
+                  <m:e>
+                    <m:r>
+                      <m:rPr>
+                        <m:sty m:val="p"/>
+                      </m:rPr>
+                      <m:t>⋱</m:t>
+                    </m:r>
+                  </m:e>
+                  <m:e>
+                    <m:r>
+                      <m:rPr>
+                        <m:sty m:val="p"/>
+                      </m:rPr>
+                      <m:t>⋮</m:t>
+                    </m:r>
+                  </m:e>
+                </m:mr>
+                <m:mr>
+                  <m:e>
+                    <m:sSup>
+                      <m:e>
+                        <m:r>
+                          <m:rPr>
+                            <m:sty m:val="b"/>
+                          </m:rPr>
+                          <m:t>Θ</m:t>
+                        </m:r>
+                      </m:e>
+                      <m:sup>
+                        <m:r>
+                          <m:t>R</m:t>
+                        </m:r>
+                        <m:r>
+                          <m:t>1</m:t>
+                        </m:r>
+                      </m:sup>
+                    </m:sSup>
+                  </m:e>
+                  <m:e>
+                    <m:r>
+                      <m:rPr>
+                        <m:sty m:val="p"/>
+                      </m:rPr>
+                      <m:t>⋯</m:t>
+                    </m:r>
+                  </m:e>
+                  <m:e>
+                    <m:sSup>
+                      <m:e>
+                        <m:r>
+                          <m:rPr>
+                            <m:sty m:val="b"/>
+                          </m:rPr>
+                          <m:t>Θ</m:t>
+                        </m:r>
+                      </m:e>
+                      <m:sup>
+                        <m:r>
+                          <m:t>R</m:t>
+                        </m:r>
+                        <m:r>
+                          <m:t>R</m:t>
+                        </m:r>
+                      </m:sup>
+                    </m:sSup>
+                  </m:e>
+                </m:mr>
+              </m:m>
+            </m:e>
+          </m:d>
+          <m:r>
+            <m:rPr>
+              <m:sty m:val="p"/>
+            </m:rPr>
+            <m:t>,</m:t>
+          </m:r>
+          <m:r>
+            <m:t>  </m:t>
+          </m:r>
+          <m:sSup>
+            <m:e>
+              <m:r>
+                <m:rPr>
+                  <m:sty m:val="b"/>
+                </m:rPr>
+                <m:t>Θ</m:t>
+              </m:r>
+            </m:e>
+            <m:sup>
+              <m:r>
+                <m:t>r</m:t>
+              </m:r>
+              <m:r>
+                <m:t>s</m:t>
+              </m:r>
+            </m:sup>
+          </m:sSup>
+          <m:r>
+            <m:rPr>
+              <m:sty m:val="p"/>
+            </m:rPr>
             <m:t>∈</m:t>
           </m:r>
           <m:sSup>
@@ -4789,432 +5831,16 @@
             </m:e>
             <m:sup>
               <m:r>
-                <m:t>R</m:t>
-              </m:r>
-              <m:r>
                 <m:t>N</m:t>
-              </m:r>
-            </m:sup>
-          </m:sSup>
-          <m:r>
-            <m:rPr>
-              <m:sty m:val="p"/>
-            </m:rPr>
-            <m:t>,</m:t>
-          </m:r>
-          <m:r>
-            <m:t>  </m:t>
-          </m:r>
-          <m:sSup>
-            <m:e>
-              <m:r>
-                <m:rPr>
-                  <m:sty m:val="b"/>
-                </m:rPr>
-                <m:t>f</m:t>
-              </m:r>
-              <m:r>
-                <m:rPr>
-                  <m:sty m:val="b"/>
-                </m:rPr>
-                <m:t>d</m:t>
-              </m:r>
-            </m:e>
-            <m:sup>
-              <m:r>
-                <m:t>r</m:t>
-              </m:r>
-            </m:sup>
-          </m:sSup>
-          <m:r>
-            <m:rPr>
-              <m:sty m:val="p"/>
-            </m:rPr>
-            <m:t>=</m:t>
-          </m:r>
-          <m:nary>
-            <m:naryPr>
-              <m:chr m:val="∑"/>
-              <m:limLoc m:val="undOvr"/>
-              <m:subHide m:val="off"/>
-              <m:supHide m:val="on"/>
-            </m:naryPr>
-            <m:sub>
-              <m:r>
-                <m:t>K</m:t>
-              </m:r>
-            </m:sub>
-            <m:sup>
-              <m:r>
-                <m:t>​</m:t>
-              </m:r>
-            </m:sup>
-            <m:e>
-              <m:sSubSup>
-                <m:e>
-                  <m:r>
-                    <m:rPr>
-                      <m:sty m:val="b"/>
-                    </m:rPr>
-                    <m:t>φ</m:t>
-                  </m:r>
-                </m:e>
-                <m:sub>
-                  <m:r>
-                    <m:t>K</m:t>
-                  </m:r>
-                </m:sub>
-                <m:sup>
-                  <m:r>
-                    <m:t>r</m:t>
-                  </m:r>
-                </m:sup>
-              </m:sSubSup>
-            </m:e>
-          </m:nary>
-          <m:r>
-            <m:t> </m:t>
-          </m:r>
-          <m:r>
-            <m:t>f</m:t>
-          </m:r>
-          <m:sSubSup>
-            <m:e>
-              <m:r>
-                <m:t>d</m:t>
-              </m:r>
-            </m:e>
-            <m:sub>
-              <m:r>
-                <m:t>K</m:t>
-              </m:r>
-            </m:sub>
-            <m:sup>
-              <m:r>
-                <m:t>r</m:t>
-              </m:r>
-            </m:sup>
-          </m:sSubSup>
-          <m:r>
-            <m:rPr>
-              <m:sty m:val="p"/>
-            </m:rPr>
-            <m:t>=</m:t>
-          </m:r>
-          <m:limLow>
-            <m:e>
-              <m:limLow>
-                <m:e>
-                  <m:sSup>
-                    <m:e>
-                      <m:r>
-                        <m:rPr>
-                          <m:sty m:val="b"/>
-                        </m:rPr>
-                        <m:t>β</m:t>
-                      </m:r>
-                    </m:e>
-                    <m:sup>
-                      <m:r>
-                        <m:t>r</m:t>
-                      </m:r>
-                    </m:sup>
-                  </m:sSup>
-                </m:e>
-                <m:lim>
-                  <m:r>
-                    <m:rPr>
-                      <m:sty m:val="p"/>
-                    </m:rPr>
-                    <m:t>⏟</m:t>
-                  </m:r>
-                </m:lim>
-              </m:limLow>
-            </m:e>
-            <m:lim>
-              <m:sSubSup>
-                <m:e>
-                  <m:r>
-                    <m:rPr>
-                      <m:sty m:val="b"/>
-                    </m:rPr>
-                    <m:t>φ</m:t>
-                  </m:r>
-                </m:e>
-                <m:sub>
-                  <m:r>
-                    <m:t>c</m:t>
-                  </m:r>
-                </m:sub>
-                <m:sup>
-                  <m:r>
-                    <m:t>r</m:t>
-                  </m:r>
-                </m:sup>
-              </m:sSubSup>
-            </m:lim>
-          </m:limLow>
-          <m:sSup>
-            <m:e>
-              <m:r>
-                <m:t>c</m:t>
-              </m:r>
-            </m:e>
-            <m:sup>
-              <m:r>
-                <m:t>r</m:t>
-              </m:r>
-            </m:sup>
-          </m:sSup>
-          <m:r>
-            <m:rPr>
-              <m:sty m:val="p"/>
-            </m:rPr>
-            <m:t>+</m:t>
-          </m:r>
-          <m:limLow>
-            <m:e>
-              <m:limLow>
-                <m:e>
-                  <m:sSup>
-                    <m:e>
-                      <m:r>
-                        <m:rPr>
-                          <m:sty m:val="b"/>
-                        </m:rPr>
-                        <m:t>σ</m:t>
-                      </m:r>
-                    </m:e>
-                    <m:sup>
-                      <m:r>
-                        <m:t>r</m:t>
-                      </m:r>
-                    </m:sup>
-                  </m:sSup>
-                </m:e>
-                <m:lim>
-                  <m:r>
-                    <m:rPr>
-                      <m:sty m:val="p"/>
-                    </m:rPr>
-                    <m:t>⏟</m:t>
-                  </m:r>
-                </m:lim>
-              </m:limLow>
-            </m:e>
-            <m:lim>
-              <m:sSubSup>
-                <m:e>
-                  <m:r>
-                    <m:rPr>
-                      <m:sty m:val="b"/>
-                    </m:rPr>
-                    <m:t>φ</m:t>
-                  </m:r>
-                </m:e>
-                <m:sub>
-                  <m:r>
-                    <m:t>g</m:t>
-                  </m:r>
-                </m:sub>
-                <m:sup>
-                  <m:r>
-                    <m:t>r</m:t>
-                  </m:r>
-                </m:sup>
-              </m:sSubSup>
-            </m:lim>
-          </m:limLow>
-          <m:sSup>
-            <m:e>
-              <m:r>
-                <m:t>g</m:t>
-              </m:r>
-            </m:e>
-            <m:sup>
-              <m:r>
-                <m:t>r</m:t>
-              </m:r>
-            </m:sup>
-          </m:sSup>
-          <m:r>
-            <m:rPr>
-              <m:sty m:val="p"/>
-            </m:rPr>
-            <m:t>+</m:t>
-          </m:r>
-          <m:limLow>
-            <m:e>
-              <m:limLow>
-                <m:e>
-                  <m:sSup>
-                    <m:e>
-                      <m:r>
-                        <m:rPr>
-                          <m:sty m:val="b"/>
-                        </m:rPr>
-                        <m:t>ι</m:t>
-                      </m:r>
-                    </m:e>
-                    <m:sup>
-                      <m:r>
-                        <m:t>r</m:t>
-                      </m:r>
-                    </m:sup>
-                  </m:sSup>
-                </m:e>
-                <m:lim>
-                  <m:r>
-                    <m:rPr>
-                      <m:sty m:val="p"/>
-                    </m:rPr>
-                    <m:t>⏟</m:t>
-                  </m:r>
-                </m:lim>
-              </m:limLow>
-            </m:e>
-            <m:lim>
-              <m:sSubSup>
-                <m:e>
-                  <m:r>
-                    <m:rPr>
-                      <m:sty m:val="b"/>
-                    </m:rPr>
-                    <m:t>φ</m:t>
-                  </m:r>
-                </m:e>
-                <m:sub>
-                  <m:r>
-                    <m:t>i</m:t>
-                  </m:r>
-                  <m:r>
-                    <m:t>d</m:t>
-                  </m:r>
-                </m:sub>
-                <m:sup>
-                  <m:r>
-                    <m:t>r</m:t>
-                  </m:r>
-                </m:sup>
-              </m:sSubSup>
-            </m:lim>
-          </m:limLow>
-          <m:r>
-            <m:t>i</m:t>
-          </m:r>
-          <m:sSup>
-            <m:e>
-              <m:r>
-                <m:t>d</m:t>
-              </m:r>
-            </m:e>
-            <m:sup>
-              <m:r>
-                <m:t>r</m:t>
-              </m:r>
-            </m:sup>
-          </m:sSup>
-          <m:r>
-            <m:rPr>
-              <m:sty m:val="p"/>
-            </m:rPr>
-            <m:t>+</m:t>
-          </m:r>
-          <m:limLow>
-            <m:e>
-              <m:limLow>
-                <m:e>
-                  <m:sSup>
-                    <m:e>
-                      <m:r>
-                        <m:rPr>
-                          <m:sty m:val="b"/>
-                        </m:rPr>
-                        <m:t>ι</m:t>
-                      </m:r>
-                    </m:e>
-                    <m:sup>
-                      <m:r>
-                        <m:t>g</m:t>
-                      </m:r>
-                      <m:r>
-                        <m:rPr>
-                          <m:sty m:val="p"/>
-                        </m:rPr>
-                        <m:t>,</m:t>
-                      </m:r>
-                      <m:r>
-                        <m:t>r</m:t>
-                      </m:r>
-                    </m:sup>
-                  </m:sSup>
-                </m:e>
-                <m:lim>
-                  <m:r>
-                    <m:rPr>
-                      <m:sty m:val="p"/>
-                    </m:rPr>
-                    <m:t>⏟</m:t>
-                  </m:r>
-                </m:lim>
-              </m:limLow>
-            </m:e>
-            <m:lim>
-              <m:sSubSup>
-                <m:e>
-                  <m:r>
-                    <m:rPr>
-                      <m:sty m:val="b"/>
-                    </m:rPr>
-                    <m:t>φ</m:t>
-                  </m:r>
-                </m:e>
-                <m:sub>
-                  <m:r>
-                    <m:t>i</m:t>
-                  </m:r>
-                  <m:sSup>
-                    <m:e>
-                      <m:r>
-                        <m:t>d</m:t>
-                      </m:r>
-                    </m:e>
-                    <m:sup>
-                      <m:r>
-                        <m:t>g</m:t>
-                      </m:r>
-                    </m:sup>
-                  </m:sSup>
-                </m:sub>
-                <m:sup>
-                  <m:r>
-                    <m:t>r</m:t>
-                  </m:r>
-                </m:sup>
-              </m:sSubSup>
-            </m:lim>
-          </m:limLow>
-          <m:r>
-            <m:t>i</m:t>
-          </m:r>
-          <m:sSup>
-            <m:e>
-              <m:r>
-                <m:t>d</m:t>
-              </m:r>
-            </m:e>
-            <m:sup>
-              <m:r>
-                <m:t>g</m:t>
               </m:r>
               <m:r>
                 <m:rPr>
                   <m:sty m:val="p"/>
                 </m:rPr>
-                <m:t>,</m:t>
-              </m:r>
-              <m:r>
-                <m:t>r</m:t>
+                <m:t>×</m:t>
+              </m:r>
+              <m:r>
+                <m:t>K</m:t>
               </m:r>
             </m:sup>
           </m:sSup>
@@ -5226,69 +5852,100 @@
         <w:pStyle w:val="FirstParagraph"/>
       </w:pPr>
       <w:r>
-        <w:t xml:space="preserve">The full final demand vector is therefore</w:t>
+        <w:t xml:space="preserve">Element</w:t>
       </w:r>
       <w:r>
         <w:t xml:space="preserve"> </w:t>
       </w:r>
       <m:oMath>
-        <m:r>
-          <m:rPr>
-            <m:sty m:val="b"/>
-          </m:rPr>
-          <m:t>f</m:t>
-        </m:r>
-        <m:r>
-          <m:rPr>
-            <m:sty m:val="b"/>
-          </m:rPr>
-          <m:t>d</m:t>
-        </m:r>
-        <m:r>
-          <m:rPr>
-            <m:sty m:val="p"/>
-          </m:rPr>
-          <m:t>=</m:t>
-        </m:r>
-        <m:nary>
-          <m:naryPr>
-            <m:chr m:val="∑"/>
-            <m:limLoc m:val="undOvr"/>
-            <m:subHide m:val="off"/>
-            <m:supHide m:val="on"/>
-          </m:naryPr>
+        <m:sSubSup>
+          <m:e>
+            <m:r>
+              <m:t>Θ</m:t>
+            </m:r>
+          </m:e>
           <m:sub>
             <m:r>
-              <m:t>K</m:t>
+              <m:t>n</m:t>
+            </m:r>
+            <m:r>
+              <m:rPr>
+                <m:sty m:val="p"/>
+              </m:rPr>
+              <m:t>,</m:t>
+            </m:r>
+            <m:r>
+              <m:t>k</m:t>
             </m:r>
           </m:sub>
           <m:sup>
             <m:r>
-              <m:t>​</m:t>
+              <m:t>r</m:t>
+            </m:r>
+            <m:r>
+              <m:t>s</m:t>
             </m:r>
           </m:sup>
-          <m:e>
-            <m:sSub>
-              <m:e>
-                <m:r>
-                  <m:rPr>
-                    <m:sty m:val="b"/>
-                  </m:rPr>
-                  <m:t>Φ</m:t>
-                </m:r>
-              </m:e>
-              <m:sub>
-                <m:r>
-                  <m:t>K</m:t>
-                </m:r>
-              </m:sub>
-            </m:sSub>
-          </m:e>
-        </m:nary>
-        <m:r>
-          <m:t> </m:t>
-        </m:r>
-        <m:sSub>
+        </m:sSubSup>
+      </m:oMath>
+      <w:r>
+        <w:t xml:space="preserve"> </w:t>
+      </w:r>
+      <w:r>
+        <w:t xml:space="preserve">is the share of region</w:t>
+      </w:r>
+      <w:r>
+        <w:t xml:space="preserve"> </w:t>
+      </w:r>
+      <m:oMath>
+        <m:r>
+          <m:t>s</m:t>
+        </m:r>
+      </m:oMath>
+      <w:r>
+        <w:t xml:space="preserve">’s channel-</w:t>
+      </w:r>
+      <m:oMath>
+        <m:r>
+          <m:t>k</m:t>
+        </m:r>
+      </m:oMath>
+      <w:r>
+        <w:t xml:space="preserve"> </w:t>
+      </w:r>
+      <w:r>
+        <w:t xml:space="preserve">aggregate demand sourced from sector</w:t>
+      </w:r>
+      <w:r>
+        <w:t xml:space="preserve"> </w:t>
+      </w:r>
+      <m:oMath>
+        <m:r>
+          <m:t>n</m:t>
+        </m:r>
+      </m:oMath>
+      <w:r>
+        <w:t xml:space="preserve"> </w:t>
+      </w:r>
+      <w:r>
+        <w:t xml:space="preserve">of region</w:t>
+      </w:r>
+      <w:r>
+        <w:t xml:space="preserve"> </w:t>
+      </w:r>
+      <m:oMath>
+        <m:r>
+          <m:t>r</m:t>
+        </m:r>
+      </m:oMath>
+      <w:r>
+        <w:t xml:space="preserve">. Letting</w:t>
+      </w:r>
+      <w:r>
+        <w:t xml:space="preserve"> </w:t>
+      </w:r>
+      <m:oMath>
+        <m:sSup>
           <m:e>
             <m:r>
               <m:rPr>
@@ -5296,207 +5953,13 @@
               </m:rPr>
               <m:t>f</m:t>
             </m:r>
-            <m:r>
-              <m:rPr>
-                <m:sty m:val="b"/>
-              </m:rPr>
-              <m:t>d</m:t>
-            </m:r>
           </m:e>
-          <m:sub>
-            <m:r>
-              <m:t>K</m:t>
-            </m:r>
-          </m:sub>
-        </m:sSub>
-      </m:oMath>
-      <w:r>
-        <w:t xml:space="preserve"> </w:t>
-      </w:r>
-      <w:r>
-        <w:t xml:space="preserve">where</w:t>
-      </w:r>
-      <w:r>
-        <w:t xml:space="preserve"> </w:t>
-      </w:r>
-      <m:oMath>
-        <m:sSub>
-          <m:e>
-            <m:r>
-              <m:rPr>
-                <m:sty m:val="b"/>
-              </m:rPr>
-              <m:t>Φ</m:t>
-            </m:r>
-          </m:e>
-          <m:sub>
-            <m:r>
-              <m:t>K</m:t>
-            </m:r>
-          </m:sub>
-        </m:sSub>
-        <m:r>
-          <m:rPr>
-            <m:sty m:val="p"/>
-          </m:rPr>
-          <m:t>=</m:t>
-        </m:r>
-        <m:r>
-          <m:rPr>
-            <m:sty m:val="p"/>
-          </m:rPr>
-          <m:t>b</m:t>
-        </m:r>
-        <m:r>
-          <m:rPr>
-            <m:sty m:val="p"/>
-          </m:rPr>
-          <m:t>l</m:t>
-        </m:r>
-        <m:r>
-          <m:rPr>
-            <m:sty m:val="p"/>
-          </m:rPr>
-          <m:t>k</m:t>
-        </m:r>
-        <m:r>
-          <m:rPr>
-            <m:sty m:val="p"/>
-          </m:rPr>
-          <m:t>d</m:t>
-        </m:r>
-        <m:r>
-          <m:rPr>
-            <m:sty m:val="p"/>
-          </m:rPr>
-          <m:t>i</m:t>
-        </m:r>
-        <m:r>
-          <m:rPr>
-            <m:sty m:val="p"/>
-          </m:rPr>
-          <m:t>a</m:t>
-        </m:r>
-        <m:r>
-          <m:rPr>
-            <m:sty m:val="p"/>
-          </m:rPr>
-          <m:t>g</m:t>
-        </m:r>
-        <m:d>
-          <m:dPr>
-            <m:begChr m:val="("/>
-            <m:sepChr m:val=""/>
-            <m:endChr m:val=")"/>
-            <m:grow/>
-          </m:dPr>
-          <m:e>
-            <m:sSubSup>
-              <m:e>
-                <m:r>
-                  <m:rPr>
-                    <m:sty m:val="b"/>
-                  </m:rPr>
-                  <m:t>φ</m:t>
-                </m:r>
-              </m:e>
-              <m:sub>
-                <m:r>
-                  <m:t>K</m:t>
-                </m:r>
-              </m:sub>
-              <m:sup>
-                <m:r>
-                  <m:t>1</m:t>
-                </m:r>
-              </m:sup>
-            </m:sSubSup>
-            <m:r>
-              <m:rPr>
-                <m:sty m:val="p"/>
-              </m:rPr>
-              <m:t>,</m:t>
-            </m:r>
-            <m:sSubSup>
-              <m:e>
-                <m:r>
-                  <m:rPr>
-                    <m:sty m:val="b"/>
-                  </m:rPr>
-                  <m:t>φ</m:t>
-                </m:r>
-              </m:e>
-              <m:sub>
-                <m:r>
-                  <m:t>K</m:t>
-                </m:r>
-              </m:sub>
-              <m:sup>
-                <m:r>
-                  <m:t>2</m:t>
-                </m:r>
-              </m:sup>
-            </m:sSubSup>
-          </m:e>
-        </m:d>
-      </m:oMath>
-      <w:r>
-        <w:t xml:space="preserve"> </w:t>
-      </w:r>
-      <w:r>
-        <w:t xml:space="preserve">is</w:t>
-      </w:r>
-      <w:r>
-        <w:t xml:space="preserve"> </w:t>
-      </w:r>
-      <m:oMath>
-        <m:r>
-          <m:t>R</m:t>
-        </m:r>
-        <m:r>
-          <m:t>N</m:t>
-        </m:r>
-        <m:r>
-          <m:rPr>
-            <m:sty m:val="p"/>
-          </m:rPr>
-          <m:t>×</m:t>
-        </m:r>
-        <m:r>
-          <m:t>R</m:t>
-        </m:r>
-      </m:oMath>
-      <w:r>
-        <w:t xml:space="preserve"> </w:t>
-      </w:r>
-      <w:r>
-        <w:t xml:space="preserve">and</w:t>
-      </w:r>
-      <w:r>
-        <w:t xml:space="preserve"> </w:t>
-      </w:r>
-      <m:oMath>
-        <m:sSub>
-          <m:e>
-            <m:r>
-              <m:rPr>
-                <m:sty m:val="b"/>
-              </m:rPr>
-              <m:t>f</m:t>
-            </m:r>
-            <m:r>
-              <m:rPr>
-                <m:sty m:val="b"/>
-              </m:rPr>
-              <m:t>d</m:t>
-            </m:r>
-          </m:e>
-          <m:sub>
-            <m:r>
-              <m:t>K</m:t>
-            </m:r>
-          </m:sub>
-        </m:sSub>
+          <m:sup>
+            <m:r>
+              <m:t>r</m:t>
+            </m:r>
+          </m:sup>
+        </m:sSup>
         <m:r>
           <m:rPr>
             <m:sty m:val="p"/>
@@ -5513,8 +5976,74 @@
                 <m:grow/>
               </m:dPr>
               <m:e>
+                <m:sSub>
+                  <m:e>
+                    <m:r>
+                      <m:t>c</m:t>
+                    </m:r>
+                  </m:e>
+                  <m:sub>
+                    <m:r>
+                      <m:t>r</m:t>
+                    </m:r>
+                  </m:sub>
+                </m:sSub>
                 <m:r>
-                  <m:t>f</m:t>
+                  <m:rPr>
+                    <m:sty m:val="p"/>
+                  </m:rPr>
+                  <m:t>,</m:t>
+                </m:r>
+                <m:r>
+                  <m:t> </m:t>
+                </m:r>
+                <m:sSub>
+                  <m:e>
+                    <m:r>
+                      <m:t>g</m:t>
+                    </m:r>
+                  </m:e>
+                  <m:sub>
+                    <m:r>
+                      <m:t>r</m:t>
+                    </m:r>
+                  </m:sub>
+                </m:sSub>
+                <m:r>
+                  <m:rPr>
+                    <m:sty m:val="p"/>
+                  </m:rPr>
+                  <m:t>,</m:t>
+                </m:r>
+                <m:r>
+                  <m:t> </m:t>
+                </m:r>
+                <m:r>
+                  <m:t>i</m:t>
+                </m:r>
+                <m:sSub>
+                  <m:e>
+                    <m:r>
+                      <m:t>d</m:t>
+                    </m:r>
+                  </m:e>
+                  <m:sub>
+                    <m:r>
+                      <m:t>r</m:t>
+                    </m:r>
+                  </m:sub>
+                </m:sSub>
+                <m:r>
+                  <m:rPr>
+                    <m:sty m:val="p"/>
+                  </m:rPr>
+                  <m:t>,</m:t>
+                </m:r>
+                <m:r>
+                  <m:t> </m:t>
+                </m:r>
+                <m:r>
+                  <m:t>i</m:t>
                 </m:r>
                 <m:sSubSup>
                   <m:e>
@@ -5524,15 +6053,97 @@
                   </m:e>
                   <m:sub>
                     <m:r>
-                      <m:t>K</m:t>
+                      <m:t>r</m:t>
                     </m:r>
                   </m:sub>
+                  <m:sup>
+                    <m:r>
+                      <m:t>g</m:t>
+                    </m:r>
+                  </m:sup>
+                </m:sSubSup>
+              </m:e>
+            </m:d>
+          </m:e>
+          <m:sup>
+            <m:r>
+              <m:rPr>
+                <m:sty m:val="p"/>
+              </m:rPr>
+              <m:t>⊤</m:t>
+            </m:r>
+          </m:sup>
+        </m:sSup>
+        <m:r>
+          <m:rPr>
+            <m:sty m:val="p"/>
+          </m:rPr>
+          <m:t>∈</m:t>
+        </m:r>
+        <m:sSup>
+          <m:e>
+            <m:r>
+              <m:rPr>
+                <m:sty m:val="p"/>
+                <m:scr m:val="double-struck"/>
+              </m:rPr>
+              <m:t>R</m:t>
+            </m:r>
+          </m:e>
+          <m:sup>
+            <m:r>
+              <m:t>K</m:t>
+            </m:r>
+          </m:sup>
+        </m:sSup>
+      </m:oMath>
+      <w:r>
+        <w:t xml:space="preserve"> </w:t>
+      </w:r>
+      <w:r>
+        <w:t xml:space="preserve">and</w:t>
+      </w:r>
+      <w:r>
+        <w:t xml:space="preserve"> </w:t>
+      </w:r>
+      <m:oMath>
+        <m:r>
+          <m:rPr>
+            <m:sty m:val="b"/>
+          </m:rPr>
+          <m:t>f</m:t>
+        </m:r>
+        <m:r>
+          <m:rPr>
+            <m:sty m:val="p"/>
+          </m:rPr>
+          <m:t>=</m:t>
+        </m:r>
+        <m:sSup>
+          <m:e>
+            <m:d>
+              <m:dPr>
+                <m:begChr m:val="("/>
+                <m:sepChr m:val=""/>
+                <m:endChr m:val=")"/>
+                <m:grow/>
+              </m:dPr>
+              <m:e>
+                <m:sSup>
+                  <m:e>
+                    <m:r>
+                      <m:rPr>
+                        <m:sty m:val="b"/>
+                      </m:rPr>
+                      <m:t>f</m:t>
+                    </m:r>
+                  </m:e>
                   <m:sup>
                     <m:r>
                       <m:t>1</m:t>
                     </m:r>
                   </m:sup>
-                </m:sSubSup>
+                </m:sSup>
                 <m:r>
                   <m:rPr>
                     <m:sty m:val="p"/>
@@ -5540,25 +6151,32 @@
                   <m:t>,</m:t>
                 </m:r>
                 <m:r>
-                  <m:t>f</m:t>
+                  <m:rPr>
+                    <m:sty m:val="p"/>
+                  </m:rPr>
+                  <m:t>…</m:t>
                 </m:r>
-                <m:sSubSup>
+                <m:r>
+                  <m:rPr>
+                    <m:sty m:val="p"/>
+                  </m:rPr>
+                  <m:t>,</m:t>
+                </m:r>
+                <m:sSup>
                   <m:e>
                     <m:r>
-                      <m:t>d</m:t>
+                      <m:rPr>
+                        <m:sty m:val="b"/>
+                      </m:rPr>
+                      <m:t>f</m:t>
                     </m:r>
                   </m:e>
-                  <m:sub>
-                    <m:r>
-                      <m:t>K</m:t>
-                    </m:r>
-                  </m:sub>
                   <m:sup>
                     <m:r>
-                      <m:t>2</m:t>
+                      <m:t>R</m:t>
                     </m:r>
                   </m:sup>
-                </m:sSubSup>
+                </m:sSup>
               </m:e>
             </m:d>
           </m:e>
@@ -5571,9 +6189,1002 @@
             </m:r>
           </m:sup>
         </m:sSup>
+        <m:r>
+          <m:rPr>
+            <m:sty m:val="p"/>
+          </m:rPr>
+          <m:t>∈</m:t>
+        </m:r>
+        <m:sSup>
+          <m:e>
+            <m:r>
+              <m:rPr>
+                <m:sty m:val="p"/>
+                <m:scr m:val="double-struck"/>
+              </m:rPr>
+              <m:t>R</m:t>
+            </m:r>
+          </m:e>
+          <m:sup>
+            <m:r>
+              <m:t>R</m:t>
+            </m:r>
+            <m:r>
+              <m:t>K</m:t>
+            </m:r>
+          </m:sup>
+        </m:sSup>
       </m:oMath>
       <w:r>
-        <w:t xml:space="preserve">.</w:t>
+        <w:t xml:space="preserve">:</w:t>
+      </w:r>
+    </w:p>
+    <w:p>
+      <w:pPr>
+        <w:pStyle w:val="BodyText"/>
+      </w:pPr>
+      <m:oMathPara>
+        <m:oMathParaPr>
+          <m:jc m:val="center"/>
+        </m:oMathParaPr>
+        <m:oMath>
+          <m:r>
+            <m:rPr>
+              <m:sty m:val="b"/>
+            </m:rPr>
+            <m:t>f</m:t>
+          </m:r>
+          <m:r>
+            <m:rPr>
+              <m:sty m:val="b"/>
+            </m:rPr>
+            <m:t>d</m:t>
+          </m:r>
+          <m:r>
+            <m:rPr>
+              <m:sty m:val="p"/>
+            </m:rPr>
+            <m:t>=</m:t>
+          </m:r>
+          <m:r>
+            <m:rPr>
+              <m:sty m:val="b"/>
+            </m:rPr>
+            <m:t>Θ</m:t>
+          </m:r>
+          <m:r>
+            <m:t> </m:t>
+          </m:r>
+          <m:r>
+            <m:rPr>
+              <m:sty m:val="b"/>
+            </m:rPr>
+            <m:t>f</m:t>
+          </m:r>
+          <m:r>
+            <m:rPr>
+              <m:sty m:val="p"/>
+            </m:rPr>
+            <m:t>,</m:t>
+          </m:r>
+          <m:r>
+            <m:t>  </m:t>
+          </m:r>
+          <m:r>
+            <m:t>f</m:t>
+          </m:r>
+          <m:sSub>
+            <m:e>
+              <m:r>
+                <m:t>d</m:t>
+              </m:r>
+            </m:e>
+            <m:sub>
+              <m:r>
+                <m:t>r</m:t>
+              </m:r>
+              <m:r>
+                <m:rPr>
+                  <m:sty m:val="p"/>
+                </m:rPr>
+                <m:t>,</m:t>
+              </m:r>
+              <m:r>
+                <m:t>n</m:t>
+              </m:r>
+            </m:sub>
+          </m:sSub>
+          <m:r>
+            <m:rPr>
+              <m:sty m:val="p"/>
+            </m:rPr>
+            <m:t>=</m:t>
+          </m:r>
+          <m:nary>
+            <m:naryPr>
+              <m:chr m:val="∑"/>
+              <m:limLoc m:val="undOvr"/>
+              <m:subHide m:val="off"/>
+              <m:supHide m:val="off"/>
+            </m:naryPr>
+            <m:sub>
+              <m:r>
+                <m:t>s</m:t>
+              </m:r>
+              <m:r>
+                <m:rPr>
+                  <m:sty m:val="p"/>
+                </m:rPr>
+                <m:t>=</m:t>
+              </m:r>
+              <m:r>
+                <m:t>1</m:t>
+              </m:r>
+            </m:sub>
+            <m:sup>
+              <m:r>
+                <m:t>R</m:t>
+              </m:r>
+            </m:sup>
+            <m:e>
+              <m:nary>
+                <m:naryPr>
+                  <m:chr m:val="∑"/>
+                  <m:limLoc m:val="undOvr"/>
+                  <m:subHide m:val="off"/>
+                  <m:supHide m:val="on"/>
+                </m:naryPr>
+                <m:sub>
+                  <m:r>
+                    <m:t>k</m:t>
+                  </m:r>
+                  <m:r>
+                    <m:rPr>
+                      <m:sty m:val="p"/>
+                    </m:rPr>
+                    <m:t>∈</m:t>
+                  </m:r>
+                  <m:r>
+                    <m:rPr>
+                      <m:sty m:val="p"/>
+                      <m:scr m:val="script"/>
+                    </m:rPr>
+                    <m:t>K</m:t>
+                  </m:r>
+                </m:sub>
+                <m:sup>
+                  <m:r>
+                    <m:t>​</m:t>
+                  </m:r>
+                </m:sup>
+                <m:e>
+                  <m:sSubSup>
+                    <m:e>
+                      <m:r>
+                        <m:t>Θ</m:t>
+                      </m:r>
+                    </m:e>
+                    <m:sub>
+                      <m:r>
+                        <m:t>n</m:t>
+                      </m:r>
+                      <m:r>
+                        <m:rPr>
+                          <m:sty m:val="p"/>
+                        </m:rPr>
+                        <m:t>,</m:t>
+                      </m:r>
+                      <m:r>
+                        <m:t>k</m:t>
+                      </m:r>
+                    </m:sub>
+                    <m:sup>
+                      <m:r>
+                        <m:t>r</m:t>
+                      </m:r>
+                      <m:r>
+                        <m:t>s</m:t>
+                      </m:r>
+                    </m:sup>
+                  </m:sSubSup>
+                </m:e>
+              </m:nary>
+            </m:e>
+          </m:nary>
+          <m:r>
+            <m:t> </m:t>
+          </m:r>
+          <m:sSub>
+            <m:e>
+              <m:r>
+                <m:t>f</m:t>
+              </m:r>
+            </m:e>
+            <m:sub>
+              <m:r>
+                <m:t>s</m:t>
+              </m:r>
+              <m:r>
+                <m:rPr>
+                  <m:sty m:val="p"/>
+                </m:rPr>
+                <m:t>,</m:t>
+              </m:r>
+              <m:r>
+                <m:t>k</m:t>
+              </m:r>
+            </m:sub>
+          </m:sSub>
+        </m:oMath>
+      </m:oMathPara>
+    </w:p>
+    <w:p>
+      <w:pPr>
+        <w:pStyle w:val="FirstParagraph"/>
+      </w:pPr>
+      <w:r>
+        <w:rPr>
+          <w:b/>
+          <w:bCs/>
+        </w:rPr>
+        <w:t xml:space="preserve">Column exhaustion:</w:t>
+      </w:r>
+      <w:r>
+        <w:t xml:space="preserve"> </w:t>
+      </w:r>
+      <m:oMath>
+        <m:nary>
+          <m:naryPr>
+            <m:chr m:val="∑"/>
+            <m:limLoc m:val="undOvr"/>
+            <m:subHide m:val="off"/>
+            <m:supHide m:val="on"/>
+          </m:naryPr>
+          <m:sub>
+            <m:r>
+              <m:t>r</m:t>
+            </m:r>
+            <m:r>
+              <m:rPr>
+                <m:sty m:val="p"/>
+              </m:rPr>
+              <m:t>,</m:t>
+            </m:r>
+            <m:r>
+              <m:t>n</m:t>
+            </m:r>
+          </m:sub>
+          <m:sup>
+            <m:r>
+              <m:t>​</m:t>
+            </m:r>
+          </m:sup>
+          <m:e>
+            <m:sSubSup>
+              <m:e>
+                <m:r>
+                  <m:t>Θ</m:t>
+                </m:r>
+              </m:e>
+              <m:sub>
+                <m:r>
+                  <m:t>n</m:t>
+                </m:r>
+                <m:r>
+                  <m:rPr>
+                    <m:sty m:val="p"/>
+                  </m:rPr>
+                  <m:t>,</m:t>
+                </m:r>
+                <m:r>
+                  <m:t>k</m:t>
+                </m:r>
+              </m:sub>
+              <m:sup>
+                <m:r>
+                  <m:t>r</m:t>
+                </m:r>
+                <m:r>
+                  <m:t>s</m:t>
+                </m:r>
+              </m:sup>
+            </m:sSubSup>
+          </m:e>
+        </m:nary>
+        <m:r>
+          <m:rPr>
+            <m:sty m:val="p"/>
+          </m:rPr>
+          <m:t>=</m:t>
+        </m:r>
+        <m:r>
+          <m:t>1</m:t>
+        </m:r>
+      </m:oMath>
+      <w:r>
+        <w:t xml:space="preserve"> </w:t>
+      </w:r>
+      <w:r>
+        <w:t xml:space="preserve">for each</w:t>
+      </w:r>
+      <w:r>
+        <w:t xml:space="preserve"> </w:t>
+      </w:r>
+      <m:oMath>
+        <m:d>
+          <m:dPr>
+            <m:begChr m:val="("/>
+            <m:sepChr m:val=""/>
+            <m:endChr m:val=")"/>
+            <m:grow/>
+          </m:dPr>
+          <m:e>
+            <m:r>
+              <m:t>s</m:t>
+            </m:r>
+            <m:r>
+              <m:rPr>
+                <m:sty m:val="p"/>
+              </m:rPr>
+              <m:t>,</m:t>
+            </m:r>
+            <m:r>
+              <m:t>k</m:t>
+            </m:r>
+          </m:e>
+        </m:d>
+      </m:oMath>
+      <w:r>
+        <w:t xml:space="preserve"> </w:t>
+      </w:r>
+      <w:r>
+        <w:t xml:space="preserve">— region</w:t>
+      </w:r>
+      <w:r>
+        <w:t xml:space="preserve"> </w:t>
+      </w:r>
+      <m:oMath>
+        <m:r>
+          <m:t>s</m:t>
+        </m:r>
+      </m:oMath>
+      <w:r>
+        <w:t xml:space="preserve">’s channel-</w:t>
+      </w:r>
+      <m:oMath>
+        <m:r>
+          <m:t>k</m:t>
+        </m:r>
+      </m:oMath>
+      <w:r>
+        <w:t xml:space="preserve"> </w:t>
+      </w:r>
+      <w:r>
+        <w:t xml:space="preserve">expenditure is fully allocated across all supplying regions and sectors.</w:t>
+      </w:r>
+    </w:p>
+    <w:p>
+      <w:pPr>
+        <w:pStyle w:val="BodyText"/>
+      </w:pPr>
+      <w:r>
+        <w:rPr>
+          <w:b/>
+          <w:bCs/>
+        </w:rPr>
+        <w:t xml:space="preserve">Imports and exports are implicit:</w:t>
+      </w:r>
+      <w:r>
+        <w:t xml:space="preserve"> </w:t>
+      </w:r>
+      <w:r>
+        <w:t xml:space="preserve">no separate</w:t>
+      </w:r>
+      <w:r>
+        <w:t xml:space="preserve"> </w:t>
+      </w:r>
+      <m:oMath>
+        <m:r>
+          <m:t>η</m:t>
+        </m:r>
+      </m:oMath>
+      <w:r>
+        <w:t xml:space="preserve"> </w:t>
+      </w:r>
+      <w:r>
+        <w:t xml:space="preserve">terms are needed. Off-diagonal column sums give imports directly:</w:t>
+      </w:r>
+    </w:p>
+    <w:p>
+      <w:pPr>
+        <w:pStyle w:val="BodyText"/>
+      </w:pPr>
+      <m:oMathPara>
+        <m:oMathParaPr>
+          <m:jc m:val="center"/>
+        </m:oMathParaPr>
+        <m:oMath>
+          <m:sSub>
+            <m:e>
+              <m:r>
+                <m:rPr>
+                  <m:nor/>
+                  <m:sty m:val="p"/>
+                </m:rPr>
+                <m:t>imp</m:t>
+              </m:r>
+            </m:e>
+            <m:sub>
+              <m:r>
+                <m:t>s</m:t>
+              </m:r>
+              <m:r>
+                <m:rPr>
+                  <m:sty m:val="p"/>
+                </m:rPr>
+                <m:t>,</m:t>
+              </m:r>
+              <m:r>
+                <m:t>k</m:t>
+              </m:r>
+            </m:sub>
+          </m:sSub>
+          <m:r>
+            <m:rPr>
+              <m:sty m:val="p"/>
+            </m:rPr>
+            <m:t>≡</m:t>
+          </m:r>
+          <m:nary>
+            <m:naryPr>
+              <m:chr m:val="∑"/>
+              <m:limLoc m:val="undOvr"/>
+              <m:subHide m:val="off"/>
+              <m:supHide m:val="on"/>
+            </m:naryPr>
+            <m:sub>
+              <m:r>
+                <m:t>n</m:t>
+              </m:r>
+            </m:sub>
+            <m:sup>
+              <m:r>
+                <m:t>​</m:t>
+              </m:r>
+            </m:sup>
+            <m:e>
+              <m:nary>
+                <m:naryPr>
+                  <m:chr m:val="∑"/>
+                  <m:limLoc m:val="undOvr"/>
+                  <m:subHide m:val="off"/>
+                  <m:supHide m:val="on"/>
+                </m:naryPr>
+                <m:sub>
+                  <m:r>
+                    <m:t>r</m:t>
+                  </m:r>
+                  <m:r>
+                    <m:rPr>
+                      <m:sty m:val="p"/>
+                    </m:rPr>
+                    <m:t>≠</m:t>
+                  </m:r>
+                  <m:r>
+                    <m:t>s</m:t>
+                  </m:r>
+                </m:sub>
+                <m:sup>
+                  <m:r>
+                    <m:t>​</m:t>
+                  </m:r>
+                </m:sup>
+                <m:e>
+                  <m:sSubSup>
+                    <m:e>
+                      <m:r>
+                        <m:t>Θ</m:t>
+                      </m:r>
+                    </m:e>
+                    <m:sub>
+                      <m:r>
+                        <m:t>n</m:t>
+                      </m:r>
+                      <m:r>
+                        <m:rPr>
+                          <m:sty m:val="p"/>
+                        </m:rPr>
+                        <m:t>,</m:t>
+                      </m:r>
+                      <m:r>
+                        <m:t>k</m:t>
+                      </m:r>
+                    </m:sub>
+                    <m:sup>
+                      <m:r>
+                        <m:t>r</m:t>
+                      </m:r>
+                      <m:r>
+                        <m:t>s</m:t>
+                      </m:r>
+                    </m:sup>
+                  </m:sSubSup>
+                </m:e>
+              </m:nary>
+            </m:e>
+          </m:nary>
+          <m:r>
+            <m:t> </m:t>
+          </m:r>
+          <m:sSub>
+            <m:e>
+              <m:r>
+                <m:t>f</m:t>
+              </m:r>
+            </m:e>
+            <m:sub>
+              <m:r>
+                <m:t>s</m:t>
+              </m:r>
+              <m:r>
+                <m:rPr>
+                  <m:sty m:val="p"/>
+                </m:rPr>
+                <m:t>,</m:t>
+              </m:r>
+              <m:r>
+                <m:t>k</m:t>
+              </m:r>
+            </m:sub>
+          </m:sSub>
+          <m:r>
+            <m:rPr>
+              <m:sty m:val="p"/>
+            </m:rPr>
+            <m:t>,</m:t>
+          </m:r>
+          <m:r>
+            <m:t>  </m:t>
+          </m:r>
+          <m:sSub>
+            <m:e>
+              <m:r>
+                <m:rPr>
+                  <m:nor/>
+                  <m:sty m:val="p"/>
+                </m:rPr>
+                <m:t>exp</m:t>
+              </m:r>
+            </m:e>
+            <m:sub>
+              <m:r>
+                <m:t>r</m:t>
+              </m:r>
+              <m:r>
+                <m:rPr>
+                  <m:sty m:val="p"/>
+                </m:rPr>
+                <m:t>,</m:t>
+              </m:r>
+              <m:r>
+                <m:t>k</m:t>
+              </m:r>
+            </m:sub>
+          </m:sSub>
+          <m:r>
+            <m:rPr>
+              <m:sty m:val="p"/>
+            </m:rPr>
+            <m:t>≡</m:t>
+          </m:r>
+          <m:nary>
+            <m:naryPr>
+              <m:chr m:val="∑"/>
+              <m:limLoc m:val="undOvr"/>
+              <m:subHide m:val="off"/>
+              <m:supHide m:val="on"/>
+            </m:naryPr>
+            <m:sub>
+              <m:r>
+                <m:t>n</m:t>
+              </m:r>
+            </m:sub>
+            <m:sup>
+              <m:r>
+                <m:t>​</m:t>
+              </m:r>
+            </m:sup>
+            <m:e>
+              <m:nary>
+                <m:naryPr>
+                  <m:chr m:val="∑"/>
+                  <m:limLoc m:val="undOvr"/>
+                  <m:subHide m:val="off"/>
+                  <m:supHide m:val="on"/>
+                </m:naryPr>
+                <m:sub>
+                  <m:r>
+                    <m:t>s</m:t>
+                  </m:r>
+                  <m:r>
+                    <m:rPr>
+                      <m:sty m:val="p"/>
+                    </m:rPr>
+                    <m:t>≠</m:t>
+                  </m:r>
+                  <m:r>
+                    <m:t>r</m:t>
+                  </m:r>
+                </m:sub>
+                <m:sup>
+                  <m:r>
+                    <m:t>​</m:t>
+                  </m:r>
+                </m:sup>
+                <m:e>
+                  <m:sSubSup>
+                    <m:e>
+                      <m:r>
+                        <m:t>Θ</m:t>
+                      </m:r>
+                    </m:e>
+                    <m:sub>
+                      <m:r>
+                        <m:t>n</m:t>
+                      </m:r>
+                      <m:r>
+                        <m:rPr>
+                          <m:sty m:val="p"/>
+                        </m:rPr>
+                        <m:t>,</m:t>
+                      </m:r>
+                      <m:r>
+                        <m:t>k</m:t>
+                      </m:r>
+                    </m:sub>
+                    <m:sup>
+                      <m:r>
+                        <m:t>r</m:t>
+                      </m:r>
+                      <m:r>
+                        <m:t>s</m:t>
+                      </m:r>
+                    </m:sup>
+                  </m:sSubSup>
+                </m:e>
+              </m:nary>
+            </m:e>
+          </m:nary>
+          <m:r>
+            <m:t> </m:t>
+          </m:r>
+          <m:sSub>
+            <m:e>
+              <m:r>
+                <m:t>f</m:t>
+              </m:r>
+            </m:e>
+            <m:sub>
+              <m:r>
+                <m:t>s</m:t>
+              </m:r>
+              <m:r>
+                <m:rPr>
+                  <m:sty m:val="p"/>
+                </m:rPr>
+                <m:t>,</m:t>
+              </m:r>
+              <m:r>
+                <m:t>k</m:t>
+              </m:r>
+            </m:sub>
+          </m:sSub>
+        </m:oMath>
+      </m:oMathPara>
+    </w:p>
+    <w:p>
+      <w:pPr>
+        <w:pStyle w:val="FirstParagraph"/>
+      </w:pPr>
+      <w:r>
+        <w:t xml:space="preserve">The diagonal blocks</w:t>
+      </w:r>
+      <w:r>
+        <w:t xml:space="preserve"> </w:t>
+      </w:r>
+      <m:oMath>
+        <m:sSup>
+          <m:e>
+            <m:r>
+              <m:rPr>
+                <m:sty m:val="b"/>
+              </m:rPr>
+              <m:t>Θ</m:t>
+            </m:r>
+          </m:e>
+          <m:sup>
+            <m:r>
+              <m:t>r</m:t>
+            </m:r>
+            <m:r>
+              <m:t>r</m:t>
+            </m:r>
+          </m:sup>
+        </m:sSup>
+      </m:oMath>
+      <w:r>
+        <w:t xml:space="preserve"> </w:t>
+      </w:r>
+      <w:r>
+        <w:t xml:space="preserve">encode</w:t>
+      </w:r>
+      <w:r>
+        <w:t xml:space="preserve"> </w:t>
+      </w:r>
+      <w:r>
+        <w:rPr>
+          <w:b/>
+          <w:bCs/>
+        </w:rPr>
+        <w:t xml:space="preserve">domestic</w:t>
+      </w:r>
+      <w:r>
+        <w:t xml:space="preserve"> </w:t>
+      </w:r>
+      <w:r>
+        <w:t xml:space="preserve">sourcing (columns are</w:t>
+      </w:r>
+      <w:r>
+        <w:t xml:space="preserve"> </w:t>
+      </w:r>
+      <m:oMath>
+        <m:sSup>
+          <m:e>
+            <m:r>
+              <m:rPr>
+                <m:sty m:val="b"/>
+              </m:rPr>
+              <m:t>β</m:t>
+            </m:r>
+          </m:e>
+          <m:sup>
+            <m:r>
+              <m:t>r</m:t>
+            </m:r>
+            <m:r>
+              <m:t>r</m:t>
+            </m:r>
+          </m:sup>
+        </m:sSup>
+        <m:r>
+          <m:rPr>
+            <m:sty m:val="p"/>
+          </m:rPr>
+          <m:t>,</m:t>
+        </m:r>
+        <m:sSup>
+          <m:e>
+            <m:r>
+              <m:rPr>
+                <m:sty m:val="b"/>
+              </m:rPr>
+              <m:t>σ</m:t>
+            </m:r>
+          </m:e>
+          <m:sup>
+            <m:r>
+              <m:t>r</m:t>
+            </m:r>
+            <m:r>
+              <m:t>r</m:t>
+            </m:r>
+          </m:sup>
+        </m:sSup>
+        <m:r>
+          <m:rPr>
+            <m:sty m:val="p"/>
+          </m:rPr>
+          <m:t>,</m:t>
+        </m:r>
+        <m:sSup>
+          <m:e>
+            <m:r>
+              <m:rPr>
+                <m:sty m:val="b"/>
+              </m:rPr>
+              <m:t>ι</m:t>
+            </m:r>
+          </m:e>
+          <m:sup>
+            <m:r>
+              <m:t>r</m:t>
+            </m:r>
+            <m:r>
+              <m:t>r</m:t>
+            </m:r>
+          </m:sup>
+        </m:sSup>
+        <m:r>
+          <m:rPr>
+            <m:sty m:val="p"/>
+          </m:rPr>
+          <m:t>,</m:t>
+        </m:r>
+        <m:sSup>
+          <m:e>
+            <m:r>
+              <m:rPr>
+                <m:sty m:val="b"/>
+              </m:rPr>
+              <m:t>ι</m:t>
+            </m:r>
+          </m:e>
+          <m:sup>
+            <m:r>
+              <m:t>g</m:t>
+            </m:r>
+            <m:r>
+              <m:rPr>
+                <m:sty m:val="p"/>
+              </m:rPr>
+              <m:t>,</m:t>
+            </m:r>
+            <m:r>
+              <m:t>r</m:t>
+            </m:r>
+            <m:r>
+              <m:t>r</m:t>
+            </m:r>
+          </m:sup>
+        </m:sSup>
+      </m:oMath>
+      <w:r>
+        <w:t xml:space="preserve">, satisfying</w:t>
+      </w:r>
+      <w:r>
+        <w:t xml:space="preserve"> </w:t>
+      </w:r>
+      <m:oMath>
+        <m:nary>
+          <m:naryPr>
+            <m:chr m:val="∑"/>
+            <m:limLoc m:val="undOvr"/>
+            <m:subHide m:val="off"/>
+            <m:supHide m:val="on"/>
+          </m:naryPr>
+          <m:sub>
+            <m:r>
+              <m:t>n</m:t>
+            </m:r>
+          </m:sub>
+          <m:sup>
+            <m:r>
+              <m:t>​</m:t>
+            </m:r>
+          </m:sup>
+          <m:e>
+            <m:sSubSup>
+              <m:e>
+                <m:r>
+                  <m:t>Θ</m:t>
+                </m:r>
+              </m:e>
+              <m:sub>
+                <m:r>
+                  <m:t>n</m:t>
+                </m:r>
+                <m:r>
+                  <m:rPr>
+                    <m:sty m:val="p"/>
+                  </m:rPr>
+                  <m:t>,</m:t>
+                </m:r>
+                <m:r>
+                  <m:t>k</m:t>
+                </m:r>
+              </m:sub>
+              <m:sup>
+                <m:r>
+                  <m:t>r</m:t>
+                </m:r>
+                <m:r>
+                  <m:t>r</m:t>
+                </m:r>
+              </m:sup>
+            </m:sSubSup>
+          </m:e>
+        </m:nary>
+        <m:r>
+          <m:rPr>
+            <m:sty m:val="p"/>
+          </m:rPr>
+          <m:t>&lt;</m:t>
+        </m:r>
+        <m:r>
+          <m:t>1</m:t>
+        </m:r>
+      </m:oMath>
+      <w:r>
+        <w:t xml:space="preserve"> </w:t>
+      </w:r>
+      <w:r>
+        <w:t xml:space="preserve">since some demand is imported); the off-diagonal blocks</w:t>
+      </w:r>
+      <w:r>
+        <w:t xml:space="preserve"> </w:t>
+      </w:r>
+      <m:oMath>
+        <m:sSup>
+          <m:e>
+            <m:r>
+              <m:rPr>
+                <m:sty m:val="b"/>
+              </m:rPr>
+              <m:t>Θ</m:t>
+            </m:r>
+          </m:e>
+          <m:sup>
+            <m:r>
+              <m:t>r</m:t>
+            </m:r>
+            <m:r>
+              <m:t>s</m:t>
+            </m:r>
+          </m:sup>
+        </m:sSup>
+      </m:oMath>
+      <w:r>
+        <w:t xml:space="preserve"> </w:t>
+      </w:r>
+      <w:r>
+        <w:t xml:space="preserve">(</w:t>
+      </w:r>
+      <m:oMath>
+        <m:r>
+          <m:t>r</m:t>
+        </m:r>
+        <m:r>
+          <m:rPr>
+            <m:sty m:val="p"/>
+          </m:rPr>
+          <m:t>≠</m:t>
+        </m:r>
+        <m:r>
+          <m:t>s</m:t>
+        </m:r>
+      </m:oMath>
+      <w:r>
+        <w:t xml:space="preserve">) encode</w:t>
+      </w:r>
+      <w:r>
+        <w:t xml:space="preserve"> </w:t>
+      </w:r>
+      <w:r>
+        <w:rPr>
+          <w:b/>
+          <w:bCs/>
+        </w:rPr>
+        <w:t xml:space="preserve">cross-border</w:t>
+      </w:r>
+      <w:r>
+        <w:t xml:space="preserve"> </w:t>
+      </w:r>
+      <w:r>
+        <w:t xml:space="preserve">final goods flows by channel — the distinction between HH, government, and investment imports that aggregate</w:t>
+      </w:r>
+      <w:r>
+        <w:t xml:space="preserve"> </w:t>
+      </w:r>
+      <m:oMath>
+        <m:r>
+          <m:t>η</m:t>
+        </m:r>
+      </m:oMath>
+      <w:r>
+        <w:t xml:space="preserve"> </w:t>
+      </w:r>
+      <w:r>
+        <w:t xml:space="preserve">parameters cannot capture.</w:t>
       </w:r>
     </w:p>
     <w:p>
@@ -5928,6 +7539,33 @@
               <m:sty m:val="b"/>
             </m:rPr>
             <m:t>d</m:t>
+          </m:r>
+          <m:r>
+            <m:rPr>
+              <m:sty m:val="p"/>
+            </m:rPr>
+            <m:t>=</m:t>
+          </m:r>
+          <m:r>
+            <m:t>L</m:t>
+          </m:r>
+          <m:r>
+            <m:t> </m:t>
+          </m:r>
+          <m:r>
+            <m:rPr>
+              <m:sty m:val="b"/>
+            </m:rPr>
+            <m:t>Θ</m:t>
+          </m:r>
+          <m:r>
+            <m:t> </m:t>
+          </m:r>
+          <m:r>
+            <m:rPr>
+              <m:sty m:val="b"/>
+            </m:rPr>
+            <m:t>f</m:t>
           </m:r>
           <m:r>
             <m:rPr>
@@ -11245,6 +12883,91 @@
       </w:rPr>
     </w:lvl>
   </w:abstractNum>
+  <w:abstractNum w:abstractNumId="99411">
+    <w:nsid w:val="00A99411"/>
+    <w:multiLevelType w:val="multilevel"/>
+    <w:lvl w:ilvl="0">
+      <w:start w:val="1"/>
+      <w:numFmt w:val="decimal"/>
+      <w:lvlText w:val="%1."/>
+      <w:lvlJc w:val="left"/>
+      <w:pPr>
+        <w:ind w:left="720" w:hanging="360"/>
+      </w:pPr>
+    </w:lvl>
+    <w:lvl w:ilvl="1">
+      <w:start w:val="1"/>
+      <w:numFmt w:val="decimal"/>
+      <w:lvlText w:val="%2."/>
+      <w:lvlJc w:val="left"/>
+      <w:pPr>
+        <w:ind w:left="1440" w:hanging="360"/>
+      </w:pPr>
+    </w:lvl>
+    <w:lvl w:ilvl="2">
+      <w:start w:val="1"/>
+      <w:numFmt w:val="decimal"/>
+      <w:lvlText w:val="%3."/>
+      <w:lvlJc w:val="left"/>
+      <w:pPr>
+        <w:ind w:left="2160" w:hanging="360"/>
+      </w:pPr>
+    </w:lvl>
+    <w:lvl w:ilvl="3">
+      <w:start w:val="1"/>
+      <w:numFmt w:val="decimal"/>
+      <w:lvlText w:val="%4."/>
+      <w:lvlJc w:val="left"/>
+      <w:pPr>
+        <w:ind w:left="2880" w:hanging="360"/>
+      </w:pPr>
+    </w:lvl>
+    <w:lvl w:ilvl="4">
+      <w:start w:val="1"/>
+      <w:numFmt w:val="decimal"/>
+      <w:lvlText w:val="%5."/>
+      <w:lvlJc w:val="left"/>
+      <w:pPr>
+        <w:ind w:left="3600" w:hanging="360"/>
+      </w:pPr>
+    </w:lvl>
+    <w:lvl w:ilvl="5">
+      <w:start w:val="1"/>
+      <w:numFmt w:val="decimal"/>
+      <w:lvlText w:val="%6."/>
+      <w:lvlJc w:val="left"/>
+      <w:pPr>
+        <w:ind w:left="4320" w:hanging="360"/>
+      </w:pPr>
+    </w:lvl>
+    <w:lvl w:ilvl="6">
+      <w:start w:val="1"/>
+      <w:numFmt w:val="decimal"/>
+      <w:lvlText w:val="%7."/>
+      <w:lvlJc w:val="left"/>
+      <w:pPr>
+        <w:ind w:left="5040" w:hanging="360"/>
+      </w:pPr>
+    </w:lvl>
+    <w:lvl w:ilvl="7">
+      <w:start w:val="1"/>
+      <w:numFmt w:val="decimal"/>
+      <w:lvlText w:val="%8."/>
+      <w:lvlJc w:val="left"/>
+      <w:pPr>
+        <w:ind w:left="5760" w:hanging="360"/>
+      </w:pPr>
+    </w:lvl>
+    <w:lvl w:ilvl="8">
+      <w:start w:val="1"/>
+      <w:numFmt w:val="decimal"/>
+      <w:lvlText w:val="%9."/>
+      <w:lvlJc w:val="left"/>
+      <w:pPr>
+        <w:ind w:left="6480" w:hanging="360"/>
+      </w:pPr>
+    </w:lvl>
+  </w:abstractNum>
   <w:num w:numId="1000">
     <w:abstractNumId w:val="990"/>
   </w:num>
@@ -11255,7 +12978,34 @@
     <w:abstractNumId w:val="991"/>
   </w:num>
   <w:num w:numId="1003">
-    <w:abstractNumId w:val="991"/>
+    <w:abstractNumId w:val="99411"/>
+    <w:lvlOverride w:ilvl="0">
+      <w:startOverride w:val="1"/>
+    </w:lvlOverride>
+    <w:lvlOverride w:ilvl="1">
+      <w:startOverride w:val="1"/>
+    </w:lvlOverride>
+    <w:lvlOverride w:ilvl="2">
+      <w:startOverride w:val="1"/>
+    </w:lvlOverride>
+    <w:lvlOverride w:ilvl="3">
+      <w:startOverride w:val="1"/>
+    </w:lvlOverride>
+    <w:lvlOverride w:ilvl="4">
+      <w:startOverride w:val="1"/>
+    </w:lvlOverride>
+    <w:lvlOverride w:ilvl="5">
+      <w:startOverride w:val="1"/>
+    </w:lvlOverride>
+    <w:lvlOverride w:ilvl="6">
+      <w:startOverride w:val="1"/>
+    </w:lvlOverride>
+    <w:lvlOverride w:ilvl="7">
+      <w:startOverride w:val="1"/>
+    </w:lvlOverride>
+    <w:lvlOverride w:ilvl="8">
+      <w:startOverride w:val="1"/>
+    </w:lvlOverride>
   </w:num>
 </w:numbering>
 </file>
